--- a/lessons/6-15/readiness/practice.docx
+++ b/lessons/6-15/readiness/practice.docx
@@ -29,7 +29,7 @@
           <w:sz w:val="20"/>
           <w:szCs w:val="20"/>
         </w:rPr>
-        <w:t xml:space="preserve">Readiness practice for Lesson 6-7  ·  Builds toward 6.EE.3</w:t>
+        <w:t xml:space="preserve">Readiness practice for Lesson 6-15 (Unit 6 · Lesson 15)  ·  Builds toward 6.AT.7</w:t>
       </w:r>
     </w:p>
     <w:p>
@@ -494,7 +494,7 @@
           <w:sz w:val="20"/>
           <w:szCs w:val="20"/>
         </w:rPr>
-        <w:t xml:space="preserve">When you've finished, open Lesson 6-7 and dive in!</w:t>
+        <w:t xml:space="preserve">When you've finished, open Lesson 6-15 and dive in!</w:t>
       </w:r>
     </w:p>
     <w:p>

--- a/lessons/6-15/readiness/practice.docx
+++ b/lessons/6-15/readiness/practice.docx
@@ -86,7 +86,1121 @@
     </w:p>
     <w:p>
       <w:pPr>
-        <w:spacing w:after="120" w:before="0"/>
+        <w:spacing w:after="60" w:before="120"/>
+      </w:pPr>
+      <w:r>
+        <w:rPr>
+          <w:b/>
+          <w:bCs/>
+          <w:color w:val="0F2B3C"/>
+          <w:sz w:val="24"/>
+          <w:szCs w:val="24"/>
+        </w:rPr>
+        <w:t xml:space="preserve">Vocabulary Anchor Box</w:t>
+      </w:r>
+    </w:p>
+    <w:tbl>
+      <w:tblPr>
+        <w:tblW w:type="dxa" w:w="9360"/>
+        <w:tblBorders>
+          <w:top w:val="single" w:color="C7D2DD" w:sz="6"/>
+          <w:left w:val="single" w:color="C7D2DD" w:sz="6"/>
+          <w:bottom w:val="single" w:color="C7D2DD" w:sz="6"/>
+          <w:right w:val="single" w:color="C7D2DD" w:sz="6"/>
+          <w:insideH w:val="single" w:color="C7D2DD" w:sz="6"/>
+          <w:insideV w:val="single" w:color="C7D2DD" w:sz="6"/>
+        </w:tblBorders>
+      </w:tblPr>
+      <w:tblGrid>
+        <w:gridCol w:w="1800"/>
+        <w:gridCol w:w="3160"/>
+        <w:gridCol w:w="2200"/>
+        <w:gridCol w:w="2200"/>
+      </w:tblGrid>
+      <w:tr>
+        <w:trPr>
+          <w:cantSplit/>
+          <w:tblHeader/>
+        </w:trPr>
+        <w:tc>
+          <w:tcPr>
+            <w:tcW w:type="dxa" w:w="1800"/>
+            <w:shd w:fill="EEF4F8" w:color="auto" w:val="clear"/>
+            <w:tcMar>
+              <w:top w:type="dxa" w:w="60"/>
+              <w:left w:type="dxa" w:w="100"/>
+              <w:bottom w:type="dxa" w:w="60"/>
+              <w:right w:type="dxa" w:w="100"/>
+            </w:tcMar>
+          </w:tcPr>
+          <w:p>
+            <w:pPr>
+              <w:spacing w:after="0" w:before="0"/>
+            </w:pPr>
+            <w:r>
+              <w:rPr>
+                <w:b/>
+                <w:bCs/>
+                <w:color w:val="0F2B3C"/>
+                <w:sz w:val="18"/>
+                <w:szCs w:val="18"/>
+              </w:rPr>
+              <w:t xml:space="preserve">Concept Term</w:t>
+            </w:r>
+          </w:p>
+        </w:tc>
+        <w:tc>
+          <w:tcPr>
+            <w:tcW w:type="dxa" w:w="3160"/>
+            <w:shd w:fill="EEF4F8" w:color="auto" w:val="clear"/>
+            <w:tcMar>
+              <w:top w:type="dxa" w:w="60"/>
+              <w:left w:type="dxa" w:w="100"/>
+              <w:bottom w:type="dxa" w:w="60"/>
+              <w:right w:type="dxa" w:w="100"/>
+            </w:tcMar>
+          </w:tcPr>
+          <w:p>
+            <w:pPr>
+              <w:spacing w:after="0" w:before="0"/>
+            </w:pPr>
+            <w:r>
+              <w:rPr>
+                <w:b/>
+                <w:bCs/>
+                <w:color w:val="0F2B3C"/>
+                <w:sz w:val="18"/>
+                <w:szCs w:val="18"/>
+              </w:rPr>
+              <w:t xml:space="preserve">Student-Friendly Definition</w:t>
+            </w:r>
+          </w:p>
+        </w:tc>
+        <w:tc>
+          <w:tcPr>
+            <w:tcW w:type="dxa" w:w="2200"/>
+            <w:shd w:fill="EEF4F8" w:color="auto" w:val="clear"/>
+            <w:tcMar>
+              <w:top w:type="dxa" w:w="60"/>
+              <w:left w:type="dxa" w:w="100"/>
+              <w:bottom w:type="dxa" w:w="60"/>
+              <w:right w:type="dxa" w:w="100"/>
+            </w:tcMar>
+          </w:tcPr>
+          <w:p>
+            <w:pPr>
+              <w:spacing w:after="0" w:before="0"/>
+            </w:pPr>
+            <w:r>
+              <w:rPr>
+                <w:b/>
+                <w:bCs/>
+                <w:color w:val="0F2B3C"/>
+                <w:sz w:val="18"/>
+                <w:szCs w:val="18"/>
+              </w:rPr>
+              <w:t xml:space="preserve">Non-Example</w:t>
+            </w:r>
+          </w:p>
+        </w:tc>
+        <w:tc>
+          <w:tcPr>
+            <w:tcW w:type="dxa" w:w="2200"/>
+            <w:shd w:fill="EEF4F8" w:color="auto" w:val="clear"/>
+            <w:tcMar>
+              <w:top w:type="dxa" w:w="60"/>
+              <w:left w:type="dxa" w:w="100"/>
+              <w:bottom w:type="dxa" w:w="60"/>
+              <w:right w:type="dxa" w:w="100"/>
+            </w:tcMar>
+          </w:tcPr>
+          <w:p>
+            <w:pPr>
+              <w:spacing w:after="0" w:before="0"/>
+            </w:pPr>
+            <w:r>
+              <w:rPr>
+                <w:b/>
+                <w:bCs/>
+                <w:color w:val="0F2B3C"/>
+                <w:sz w:val="18"/>
+                <w:szCs w:val="18"/>
+              </w:rPr>
+              <w:t xml:space="preserve">Visual Clue</w:t>
+            </w:r>
+          </w:p>
+        </w:tc>
+      </w:tr>
+      <w:tr>
+        <w:trPr>
+          <w:cantSplit/>
+        </w:trPr>
+        <w:tc>
+          <w:tcPr>
+            <w:tcW w:type="dxa" w:w="1800"/>
+            <w:tcMar>
+              <w:top w:type="dxa" w:w="60"/>
+              <w:left w:type="dxa" w:w="100"/>
+              <w:bottom w:type="dxa" w:w="60"/>
+              <w:right w:type="dxa" w:w="100"/>
+            </w:tcMar>
+            <w:vAlign w:val="top"/>
+          </w:tcPr>
+          <w:p>
+            <w:pPr>
+              <w:spacing w:after="20" w:before="0"/>
+            </w:pPr>
+            <w:r>
+              <w:rPr>
+                <w:b/>
+                <w:bCs/>
+                <w:color w:val="0F2B3C"/>
+                <w:sz w:val="20"/>
+                <w:szCs w:val="20"/>
+              </w:rPr>
+              <w:t xml:space="preserve">Simplify Algebraic Expressions</w:t>
+            </w:r>
+          </w:p>
+          <w:p>
+            <w:pPr>
+              <w:spacing w:after="0" w:before="0"/>
+            </w:pPr>
+            <w:r>
+              <w:rPr>
+                <w:i/>
+                <w:iCs/>
+                <w:color w:val="5E6E7E"/>
+                <w:sz w:val="18"/>
+                <w:szCs w:val="18"/>
+              </w:rPr>
+              <w:t xml:space="preserve">Simplificar expresiones algebraicas</w:t>
+            </w:r>
+          </w:p>
+        </w:tc>
+        <w:tc>
+          <w:tcPr>
+            <w:tcW w:type="dxa" w:w="3160"/>
+            <w:tcMar>
+              <w:top w:type="dxa" w:w="60"/>
+              <w:left w:type="dxa" w:w="100"/>
+              <w:bottom w:type="dxa" w:w="60"/>
+              <w:right w:type="dxa" w:w="100"/>
+            </w:tcMar>
+            <w:vAlign w:val="top"/>
+          </w:tcPr>
+          <w:p>
+            <w:pPr>
+              <w:spacing w:after="0" w:before="0"/>
+            </w:pPr>
+            <w:r>
+              <w:rPr>
+                <w:sz w:val="19"/>
+                <w:szCs w:val="19"/>
+              </w:rPr>
+              <w:t xml:space="preserve">Rewrite an expression in a shorter equivalent form by combining like terms and using properties.</w:t>
+            </w:r>
+          </w:p>
+        </w:tc>
+        <w:tc>
+          <w:tcPr>
+            <w:tcW w:type="dxa" w:w="2200"/>
+            <w:tcMar>
+              <w:top w:type="dxa" w:w="60"/>
+              <w:left w:type="dxa" w:w="100"/>
+              <w:bottom w:type="dxa" w:w="60"/>
+              <w:right w:type="dxa" w:w="100"/>
+            </w:tcMar>
+            <w:vAlign w:val="top"/>
+          </w:tcPr>
+          <w:p>
+            <w:pPr>
+              <w:spacing w:after="30" w:before="0"/>
+            </w:pPr>
+            <w:r>
+              <w:rPr>
+                <w:i/>
+                <w:iCs/>
+                <w:color w:val="5E6E7E"/>
+                <w:sz w:val="18"/>
+                <w:szCs w:val="18"/>
+              </w:rPr>
+              <w:t xml:space="preserve">Not Simplify Algebraic Expressions: write a counter-example that does not fit the rule.</w:t>
+            </w:r>
+          </w:p>
+          <w:p>
+            <w:pPr>
+              <w:spacing w:after="50" w:before="0"/>
+            </w:pPr>
+            <w:r>
+              <w:rPr>
+                <w:color w:val="BBBBBB"/>
+                <w:sz w:val="18"/>
+                <w:szCs w:val="18"/>
+              </w:rPr>
+              <w:t xml:space="preserve">____________________________</w:t>
+            </w:r>
+          </w:p>
+        </w:tc>
+        <w:tc>
+          <w:tcPr>
+            <w:tcW w:type="dxa" w:w="2200"/>
+            <w:tcMar>
+              <w:top w:type="dxa" w:w="60"/>
+              <w:left w:type="dxa" w:w="100"/>
+              <w:bottom w:type="dxa" w:w="60"/>
+              <w:right w:type="dxa" w:w="100"/>
+            </w:tcMar>
+            <w:vAlign w:val="top"/>
+          </w:tcPr>
+          <w:p>
+            <w:pPr>
+              <w:spacing w:after="0" w:before="0"/>
+            </w:pPr>
+            <w:r>
+              <w:rPr>
+                <w:i/>
+                <w:iCs/>
+                <w:color w:val="5E6E7E"/>
+                <w:sz w:val="18"/>
+                <w:szCs w:val="18"/>
+              </w:rPr>
+              <w:t xml:space="preserve">3x + 2 + 4x − 1 = 7x + 1</w:t>
+            </w:r>
+          </w:p>
+        </w:tc>
+      </w:tr>
+      <w:tr>
+        <w:trPr>
+          <w:cantSplit/>
+        </w:trPr>
+        <w:tc>
+          <w:tcPr>
+            <w:tcW w:type="dxa" w:w="1800"/>
+            <w:tcMar>
+              <w:top w:type="dxa" w:w="60"/>
+              <w:left w:type="dxa" w:w="100"/>
+              <w:bottom w:type="dxa" w:w="60"/>
+              <w:right w:type="dxa" w:w="100"/>
+            </w:tcMar>
+            <w:vAlign w:val="top"/>
+          </w:tcPr>
+          <w:p>
+            <w:pPr>
+              <w:spacing w:after="20" w:before="0"/>
+            </w:pPr>
+            <w:r>
+              <w:rPr>
+                <w:b/>
+                <w:bCs/>
+                <w:color w:val="0F2B3C"/>
+                <w:sz w:val="20"/>
+                <w:szCs w:val="20"/>
+              </w:rPr>
+              <w:t xml:space="preserve">Like Terms</w:t>
+            </w:r>
+          </w:p>
+          <w:p>
+            <w:pPr>
+              <w:spacing w:after="0" w:before="0"/>
+            </w:pPr>
+            <w:r>
+              <w:rPr>
+                <w:i/>
+                <w:iCs/>
+                <w:color w:val="5E6E7E"/>
+                <w:sz w:val="18"/>
+                <w:szCs w:val="18"/>
+              </w:rPr>
+              <w:t xml:space="preserve">Términos semejantes</w:t>
+            </w:r>
+          </w:p>
+        </w:tc>
+        <w:tc>
+          <w:tcPr>
+            <w:tcW w:type="dxa" w:w="3160"/>
+            <w:tcMar>
+              <w:top w:type="dxa" w:w="60"/>
+              <w:left w:type="dxa" w:w="100"/>
+              <w:bottom w:type="dxa" w:w="60"/>
+              <w:right w:type="dxa" w:w="100"/>
+            </w:tcMar>
+            <w:vAlign w:val="top"/>
+          </w:tcPr>
+          <w:p>
+            <w:pPr>
+              <w:spacing w:after="0" w:before="0"/>
+            </w:pPr>
+            <w:r>
+              <w:rPr>
+                <w:sz w:val="19"/>
+                <w:szCs w:val="19"/>
+              </w:rPr>
+              <w:t xml:space="preserve">Terms with the same variable raised to the same exponent, like 2x and 5x.</w:t>
+            </w:r>
+          </w:p>
+        </w:tc>
+        <w:tc>
+          <w:tcPr>
+            <w:tcW w:type="dxa" w:w="2200"/>
+            <w:tcMar>
+              <w:top w:type="dxa" w:w="60"/>
+              <w:left w:type="dxa" w:w="100"/>
+              <w:bottom w:type="dxa" w:w="60"/>
+              <w:right w:type="dxa" w:w="100"/>
+            </w:tcMar>
+            <w:vAlign w:val="top"/>
+          </w:tcPr>
+          <w:p>
+            <w:pPr>
+              <w:spacing w:after="30" w:before="0"/>
+            </w:pPr>
+            <w:r>
+              <w:rPr>
+                <w:i/>
+                <w:iCs/>
+                <w:color w:val="5E6E7E"/>
+                <w:sz w:val="18"/>
+                <w:szCs w:val="18"/>
+              </w:rPr>
+              <w:t xml:space="preserve">Not Like Terms: write a counter-example that does not fit the rule.</w:t>
+            </w:r>
+          </w:p>
+          <w:p>
+            <w:pPr>
+              <w:spacing w:after="50" w:before="0"/>
+            </w:pPr>
+            <w:r>
+              <w:rPr>
+                <w:color w:val="BBBBBB"/>
+                <w:sz w:val="18"/>
+                <w:szCs w:val="18"/>
+              </w:rPr>
+              <w:t xml:space="preserve">____________________________</w:t>
+            </w:r>
+          </w:p>
+        </w:tc>
+        <w:tc>
+          <w:tcPr>
+            <w:tcW w:type="dxa" w:w="2200"/>
+            <w:tcMar>
+              <w:top w:type="dxa" w:w="60"/>
+              <w:left w:type="dxa" w:w="100"/>
+              <w:bottom w:type="dxa" w:w="60"/>
+              <w:right w:type="dxa" w:w="100"/>
+            </w:tcMar>
+            <w:vAlign w:val="top"/>
+          </w:tcPr>
+          <w:p>
+            <w:pPr>
+              <w:spacing w:after="0" w:before="0"/>
+            </w:pPr>
+            <w:r>
+              <w:rPr>
+                <w:i/>
+                <w:iCs/>
+                <w:color w:val="5E6E7E"/>
+                <w:sz w:val="18"/>
+                <w:szCs w:val="18"/>
+              </w:rPr>
+              <w:t xml:space="preserve">5x and 3x are like terms (both x); 5x and 5y are NOT (different variables); 2x and 2x² are NOT (different powers)</w:t>
+            </w:r>
+          </w:p>
+        </w:tc>
+      </w:tr>
+      <w:tr>
+        <w:trPr>
+          <w:cantSplit/>
+        </w:trPr>
+        <w:tc>
+          <w:tcPr>
+            <w:tcW w:type="dxa" w:w="1800"/>
+            <w:tcMar>
+              <w:top w:type="dxa" w:w="60"/>
+              <w:left w:type="dxa" w:w="100"/>
+              <w:bottom w:type="dxa" w:w="60"/>
+              <w:right w:type="dxa" w:w="100"/>
+            </w:tcMar>
+            <w:vAlign w:val="top"/>
+          </w:tcPr>
+          <w:p>
+            <w:pPr>
+              <w:spacing w:after="20" w:before="0"/>
+            </w:pPr>
+            <w:r>
+              <w:rPr>
+                <w:b/>
+                <w:bCs/>
+                <w:color w:val="0F2B3C"/>
+                <w:sz w:val="20"/>
+                <w:szCs w:val="20"/>
+              </w:rPr>
+              <w:t xml:space="preserve">Combine</w:t>
+            </w:r>
+          </w:p>
+          <w:p>
+            <w:pPr>
+              <w:spacing w:after="0" w:before="0"/>
+            </w:pPr>
+            <w:r>
+              <w:rPr>
+                <w:i/>
+                <w:iCs/>
+                <w:color w:val="5E6E7E"/>
+                <w:sz w:val="18"/>
+                <w:szCs w:val="18"/>
+              </w:rPr>
+              <w:t xml:space="preserve">Combinar</w:t>
+            </w:r>
+          </w:p>
+        </w:tc>
+        <w:tc>
+          <w:tcPr>
+            <w:tcW w:type="dxa" w:w="3160"/>
+            <w:tcMar>
+              <w:top w:type="dxa" w:w="60"/>
+              <w:left w:type="dxa" w:w="100"/>
+              <w:bottom w:type="dxa" w:w="60"/>
+              <w:right w:type="dxa" w:w="100"/>
+            </w:tcMar>
+            <w:vAlign w:val="top"/>
+          </w:tcPr>
+          <w:p>
+            <w:pPr>
+              <w:spacing w:after="0" w:before="0"/>
+            </w:pPr>
+            <w:r>
+              <w:rPr>
+                <w:sz w:val="19"/>
+                <w:szCs w:val="19"/>
+              </w:rPr>
+              <w:t xml:space="preserve">To add or subtract terms with the same variable and exponent into one.</w:t>
+            </w:r>
+          </w:p>
+        </w:tc>
+        <w:tc>
+          <w:tcPr>
+            <w:tcW w:type="dxa" w:w="2200"/>
+            <w:tcMar>
+              <w:top w:type="dxa" w:w="60"/>
+              <w:left w:type="dxa" w:w="100"/>
+              <w:bottom w:type="dxa" w:w="60"/>
+              <w:right w:type="dxa" w:w="100"/>
+            </w:tcMar>
+            <w:vAlign w:val="top"/>
+          </w:tcPr>
+          <w:p>
+            <w:pPr>
+              <w:spacing w:after="30" w:before="0"/>
+            </w:pPr>
+            <w:r>
+              <w:rPr>
+                <w:i/>
+                <w:iCs/>
+                <w:color w:val="5E6E7E"/>
+                <w:sz w:val="18"/>
+                <w:szCs w:val="18"/>
+              </w:rPr>
+              <w:t xml:space="preserve">Not Combine: write a counter-example that does not fit the rule.</w:t>
+            </w:r>
+          </w:p>
+          <w:p>
+            <w:pPr>
+              <w:spacing w:after="50" w:before="0"/>
+            </w:pPr>
+            <w:r>
+              <w:rPr>
+                <w:color w:val="BBBBBB"/>
+                <w:sz w:val="18"/>
+                <w:szCs w:val="18"/>
+              </w:rPr>
+              <w:t xml:space="preserve">____________________________</w:t>
+            </w:r>
+          </w:p>
+        </w:tc>
+        <w:tc>
+          <w:tcPr>
+            <w:tcW w:type="dxa" w:w="2200"/>
+            <w:tcMar>
+              <w:top w:type="dxa" w:w="60"/>
+              <w:left w:type="dxa" w:w="100"/>
+              <w:bottom w:type="dxa" w:w="60"/>
+              <w:right w:type="dxa" w:w="100"/>
+            </w:tcMar>
+            <w:vAlign w:val="top"/>
+          </w:tcPr>
+          <w:p>
+            <w:pPr>
+              <w:spacing w:after="0" w:before="0"/>
+            </w:pPr>
+            <w:r>
+              <w:rPr>
+                <w:i/>
+                <w:iCs/>
+                <w:color w:val="5E6E7E"/>
+                <w:sz w:val="18"/>
+                <w:szCs w:val="18"/>
+              </w:rPr>
+              <w:t xml:space="preserve">8m + 3m = 11m — add the coefficients (8 + 3 = 11) and keep the variable (m)</w:t>
+            </w:r>
+          </w:p>
+        </w:tc>
+      </w:tr>
+      <w:tr>
+        <w:trPr>
+          <w:cantSplit/>
+        </w:trPr>
+        <w:tc>
+          <w:tcPr>
+            <w:tcW w:type="dxa" w:w="1800"/>
+            <w:tcMar>
+              <w:top w:type="dxa" w:w="60"/>
+              <w:left w:type="dxa" w:w="100"/>
+              <w:bottom w:type="dxa" w:w="60"/>
+              <w:right w:type="dxa" w:w="100"/>
+            </w:tcMar>
+            <w:vAlign w:val="top"/>
+          </w:tcPr>
+          <w:p>
+            <w:pPr>
+              <w:spacing w:after="20" w:before="0"/>
+            </w:pPr>
+            <w:r>
+              <w:rPr>
+                <w:b/>
+                <w:bCs/>
+                <w:color w:val="0F2B3C"/>
+                <w:sz w:val="20"/>
+                <w:szCs w:val="20"/>
+              </w:rPr>
+              <w:t xml:space="preserve">Simplify</w:t>
+            </w:r>
+          </w:p>
+          <w:p>
+            <w:pPr>
+              <w:spacing w:after="0" w:before="0"/>
+            </w:pPr>
+            <w:r>
+              <w:rPr>
+                <w:i/>
+                <w:iCs/>
+                <w:color w:val="5E6E7E"/>
+                <w:sz w:val="18"/>
+                <w:szCs w:val="18"/>
+              </w:rPr>
+              <w:t xml:space="preserve">Simplificar</w:t>
+            </w:r>
+          </w:p>
+        </w:tc>
+        <w:tc>
+          <w:tcPr>
+            <w:tcW w:type="dxa" w:w="3160"/>
+            <w:tcMar>
+              <w:top w:type="dxa" w:w="60"/>
+              <w:left w:type="dxa" w:w="100"/>
+              <w:bottom w:type="dxa" w:w="60"/>
+              <w:right w:type="dxa" w:w="100"/>
+            </w:tcMar>
+            <w:vAlign w:val="top"/>
+          </w:tcPr>
+          <w:p>
+            <w:pPr>
+              <w:spacing w:after="0" w:before="0"/>
+            </w:pPr>
+            <w:r>
+              <w:rPr>
+                <w:sz w:val="19"/>
+                <w:szCs w:val="19"/>
+              </w:rPr>
+              <w:t xml:space="preserve">To rewrite an expression in a shorter form that is still equal to the original.</w:t>
+            </w:r>
+          </w:p>
+        </w:tc>
+        <w:tc>
+          <w:tcPr>
+            <w:tcW w:type="dxa" w:w="2200"/>
+            <w:tcMar>
+              <w:top w:type="dxa" w:w="60"/>
+              <w:left w:type="dxa" w:w="100"/>
+              <w:bottom w:type="dxa" w:w="60"/>
+              <w:right w:type="dxa" w:w="100"/>
+            </w:tcMar>
+            <w:vAlign w:val="top"/>
+          </w:tcPr>
+          <w:p>
+            <w:pPr>
+              <w:spacing w:after="30" w:before="0"/>
+            </w:pPr>
+            <w:r>
+              <w:rPr>
+                <w:i/>
+                <w:iCs/>
+                <w:color w:val="5E6E7E"/>
+                <w:sz w:val="18"/>
+                <w:szCs w:val="18"/>
+              </w:rPr>
+              <w:t xml:space="preserve">Not Simplify: write a counter-example that does not fit the rule.</w:t>
+            </w:r>
+          </w:p>
+          <w:p>
+            <w:pPr>
+              <w:spacing w:after="50" w:before="0"/>
+            </w:pPr>
+            <w:r>
+              <w:rPr>
+                <w:color w:val="BBBBBB"/>
+                <w:sz w:val="18"/>
+                <w:szCs w:val="18"/>
+              </w:rPr>
+              <w:t xml:space="preserve">____________________________</w:t>
+            </w:r>
+          </w:p>
+        </w:tc>
+        <w:tc>
+          <w:tcPr>
+            <w:tcW w:type="dxa" w:w="2200"/>
+            <w:tcMar>
+              <w:top w:type="dxa" w:w="60"/>
+              <w:left w:type="dxa" w:w="100"/>
+              <w:bottom w:type="dxa" w:w="60"/>
+              <w:right w:type="dxa" w:w="100"/>
+            </w:tcMar>
+            <w:vAlign w:val="top"/>
+          </w:tcPr>
+          <w:p>
+            <w:pPr>
+              <w:spacing w:after="0" w:before="0"/>
+            </w:pPr>
+            <w:r>
+              <w:rPr>
+                <w:i/>
+                <w:iCs/>
+                <w:color w:val="5E6E7E"/>
+                <w:sz w:val="18"/>
+                <w:szCs w:val="18"/>
+              </w:rPr>
+              <w:t xml:space="preserve">2a + 5a + 3 simplifies to 7a + 3 — the two a-terms combine, the constant stays</w:t>
+            </w:r>
+          </w:p>
+        </w:tc>
+      </w:tr>
+      <w:tr>
+        <w:trPr>
+          <w:cantSplit/>
+        </w:trPr>
+        <w:tc>
+          <w:tcPr>
+            <w:tcW w:type="dxa" w:w="1800"/>
+            <w:tcMar>
+              <w:top w:type="dxa" w:w="60"/>
+              <w:left w:type="dxa" w:w="100"/>
+              <w:bottom w:type="dxa" w:w="60"/>
+              <w:right w:type="dxa" w:w="100"/>
+            </w:tcMar>
+            <w:vAlign w:val="top"/>
+          </w:tcPr>
+          <w:p>
+            <w:pPr>
+              <w:spacing w:after="20" w:before="0"/>
+            </w:pPr>
+            <w:r>
+              <w:rPr>
+                <w:b/>
+                <w:bCs/>
+                <w:color w:val="0F2B3C"/>
+                <w:sz w:val="20"/>
+                <w:szCs w:val="20"/>
+              </w:rPr>
+              <w:t xml:space="preserve">Coefficient</w:t>
+            </w:r>
+          </w:p>
+          <w:p>
+            <w:pPr>
+              <w:spacing w:after="0" w:before="0"/>
+            </w:pPr>
+            <w:r>
+              <w:rPr>
+                <w:i/>
+                <w:iCs/>
+                <w:color w:val="5E6E7E"/>
+                <w:sz w:val="18"/>
+                <w:szCs w:val="18"/>
+              </w:rPr>
+              <w:t xml:space="preserve">Coeficiente</w:t>
+            </w:r>
+          </w:p>
+        </w:tc>
+        <w:tc>
+          <w:tcPr>
+            <w:tcW w:type="dxa" w:w="3160"/>
+            <w:tcMar>
+              <w:top w:type="dxa" w:w="60"/>
+              <w:left w:type="dxa" w:w="100"/>
+              <w:bottom w:type="dxa" w:w="60"/>
+              <w:right w:type="dxa" w:w="100"/>
+            </w:tcMar>
+            <w:vAlign w:val="top"/>
+          </w:tcPr>
+          <w:p>
+            <w:pPr>
+              <w:spacing w:after="0" w:before="0"/>
+            </w:pPr>
+            <w:r>
+              <w:rPr>
+                <w:sz w:val="19"/>
+                <w:szCs w:val="19"/>
+              </w:rPr>
+              <w:t xml:space="preserve">The number in front of a letter, like the 3 in 3x.</w:t>
+            </w:r>
+          </w:p>
+        </w:tc>
+        <w:tc>
+          <w:tcPr>
+            <w:tcW w:type="dxa" w:w="2200"/>
+            <w:tcMar>
+              <w:top w:type="dxa" w:w="60"/>
+              <w:left w:type="dxa" w:w="100"/>
+              <w:bottom w:type="dxa" w:w="60"/>
+              <w:right w:type="dxa" w:w="100"/>
+            </w:tcMar>
+            <w:vAlign w:val="top"/>
+          </w:tcPr>
+          <w:p>
+            <w:pPr>
+              <w:spacing w:after="30" w:before="0"/>
+            </w:pPr>
+            <w:r>
+              <w:rPr>
+                <w:i/>
+                <w:iCs/>
+                <w:color w:val="5E6E7E"/>
+                <w:sz w:val="18"/>
+                <w:szCs w:val="18"/>
+              </w:rPr>
+              <w:t xml:space="preserve">Not Coefficient: write a counter-example that does not fit the rule.</w:t>
+            </w:r>
+          </w:p>
+          <w:p>
+            <w:pPr>
+              <w:spacing w:after="50" w:before="0"/>
+            </w:pPr>
+            <w:r>
+              <w:rPr>
+                <w:color w:val="BBBBBB"/>
+                <w:sz w:val="18"/>
+                <w:szCs w:val="18"/>
+              </w:rPr>
+              <w:t xml:space="preserve">____________________________</w:t>
+            </w:r>
+          </w:p>
+        </w:tc>
+        <w:tc>
+          <w:tcPr>
+            <w:tcW w:type="dxa" w:w="2200"/>
+            <w:tcMar>
+              <w:top w:type="dxa" w:w="60"/>
+              <w:left w:type="dxa" w:w="100"/>
+              <w:bottom w:type="dxa" w:w="60"/>
+              <w:right w:type="dxa" w:w="100"/>
+            </w:tcMar>
+            <w:vAlign w:val="top"/>
+          </w:tcPr>
+          <w:p>
+            <w:pPr>
+              <w:spacing w:after="0" w:before="0"/>
+            </w:pPr>
+            <w:r>
+              <w:rPr>
+                <w:i/>
+                <w:iCs/>
+                <w:color w:val="5E6E7E"/>
+                <w:sz w:val="18"/>
+                <w:szCs w:val="18"/>
+              </w:rPr>
+              <w:t xml:space="preserve">In 9x, the coefficient is 9 — it tells you 'nine groups of x'; if x = 2, then 9x = 18</w:t>
+            </w:r>
+          </w:p>
+        </w:tc>
+      </w:tr>
+      <w:tr>
+        <w:trPr>
+          <w:cantSplit/>
+        </w:trPr>
+        <w:tc>
+          <w:tcPr>
+            <w:tcW w:type="dxa" w:w="1800"/>
+            <w:tcMar>
+              <w:top w:type="dxa" w:w="60"/>
+              <w:left w:type="dxa" w:w="100"/>
+              <w:bottom w:type="dxa" w:w="60"/>
+              <w:right w:type="dxa" w:w="100"/>
+            </w:tcMar>
+            <w:vAlign w:val="top"/>
+          </w:tcPr>
+          <w:p>
+            <w:pPr>
+              <w:spacing w:after="20" w:before="0"/>
+            </w:pPr>
+            <w:r>
+              <w:rPr>
+                <w:b/>
+                <w:bCs/>
+                <w:color w:val="0F2B3C"/>
+                <w:sz w:val="20"/>
+                <w:szCs w:val="20"/>
+              </w:rPr>
+              <w:t xml:space="preserve">Term</w:t>
+            </w:r>
+          </w:p>
+          <w:p>
+            <w:pPr>
+              <w:spacing w:after="0" w:before="0"/>
+            </w:pPr>
+            <w:r>
+              <w:rPr>
+                <w:i/>
+                <w:iCs/>
+                <w:color w:val="5E6E7E"/>
+                <w:sz w:val="18"/>
+                <w:szCs w:val="18"/>
+              </w:rPr>
+              <w:t xml:space="preserve">Término</w:t>
+            </w:r>
+          </w:p>
+        </w:tc>
+        <w:tc>
+          <w:tcPr>
+            <w:tcW w:type="dxa" w:w="3160"/>
+            <w:tcMar>
+              <w:top w:type="dxa" w:w="60"/>
+              <w:left w:type="dxa" w:w="100"/>
+              <w:bottom w:type="dxa" w:w="60"/>
+              <w:right w:type="dxa" w:w="100"/>
+            </w:tcMar>
+            <w:vAlign w:val="top"/>
+          </w:tcPr>
+          <w:p>
+            <w:pPr>
+              <w:spacing w:after="0" w:before="0"/>
+            </w:pPr>
+            <w:r>
+              <w:rPr>
+                <w:sz w:val="19"/>
+                <w:szCs w:val="19"/>
+              </w:rPr>
+              <w:t xml:space="preserve">A single number, variable, or product of them, separated by + or − signs.</w:t>
+            </w:r>
+          </w:p>
+        </w:tc>
+        <w:tc>
+          <w:tcPr>
+            <w:tcW w:type="dxa" w:w="2200"/>
+            <w:tcMar>
+              <w:top w:type="dxa" w:w="60"/>
+              <w:left w:type="dxa" w:w="100"/>
+              <w:bottom w:type="dxa" w:w="60"/>
+              <w:right w:type="dxa" w:w="100"/>
+            </w:tcMar>
+            <w:vAlign w:val="top"/>
+          </w:tcPr>
+          <w:p>
+            <w:pPr>
+              <w:spacing w:after="30" w:before="0"/>
+            </w:pPr>
+            <w:r>
+              <w:rPr>
+                <w:i/>
+                <w:iCs/>
+                <w:color w:val="5E6E7E"/>
+                <w:sz w:val="18"/>
+                <w:szCs w:val="18"/>
+              </w:rPr>
+              <w:t xml:space="preserve">Not Term: write a counter-example that does not fit the rule.</w:t>
+            </w:r>
+          </w:p>
+          <w:p>
+            <w:pPr>
+              <w:spacing w:after="50" w:before="0"/>
+            </w:pPr>
+            <w:r>
+              <w:rPr>
+                <w:color w:val="BBBBBB"/>
+                <w:sz w:val="18"/>
+                <w:szCs w:val="18"/>
+              </w:rPr>
+              <w:t xml:space="preserve">____________________________</w:t>
+            </w:r>
+          </w:p>
+        </w:tc>
+        <w:tc>
+          <w:tcPr>
+            <w:tcW w:type="dxa" w:w="2200"/>
+            <w:tcMar>
+              <w:top w:type="dxa" w:w="60"/>
+              <w:left w:type="dxa" w:w="100"/>
+              <w:bottom w:type="dxa" w:w="60"/>
+              <w:right w:type="dxa" w:w="100"/>
+            </w:tcMar>
+            <w:vAlign w:val="top"/>
+          </w:tcPr>
+          <w:p>
+            <w:pPr>
+              <w:spacing w:after="0" w:before="0"/>
+            </w:pPr>
+            <w:r>
+              <w:rPr>
+                <w:i/>
+                <w:iCs/>
+                <w:color w:val="5E6E7E"/>
+                <w:sz w:val="18"/>
+                <w:szCs w:val="18"/>
+              </w:rPr>
+              <w:t xml:space="preserve">In 3x + 5 − 2x, the terms are 3x, 5, and 2x.</w:t>
+            </w:r>
+          </w:p>
+        </w:tc>
+      </w:tr>
+      <w:tr>
+        <w:trPr>
+          <w:cantSplit/>
+        </w:trPr>
+        <w:tc>
+          <w:tcPr>
+            <w:tcW w:type="dxa" w:w="1800"/>
+            <w:tcMar>
+              <w:top w:type="dxa" w:w="60"/>
+              <w:left w:type="dxa" w:w="100"/>
+              <w:bottom w:type="dxa" w:w="60"/>
+              <w:right w:type="dxa" w:w="100"/>
+            </w:tcMar>
+            <w:vAlign w:val="top"/>
+          </w:tcPr>
+          <w:p>
+            <w:pPr>
+              <w:spacing w:after="20" w:before="0"/>
+            </w:pPr>
+            <w:r>
+              <w:rPr>
+                <w:b/>
+                <w:bCs/>
+                <w:color w:val="0F2B3C"/>
+                <w:sz w:val="20"/>
+                <w:szCs w:val="20"/>
+              </w:rPr>
+              <w:t xml:space="preserve">Distributive property</w:t>
+            </w:r>
+          </w:p>
+          <w:p>
+            <w:pPr>
+              <w:spacing w:after="0" w:before="0"/>
+            </w:pPr>
+            <w:r>
+              <w:rPr>
+                <w:i/>
+                <w:iCs/>
+                <w:color w:val="5E6E7E"/>
+                <w:sz w:val="18"/>
+                <w:szCs w:val="18"/>
+              </w:rPr>
+              <w:t xml:space="preserve">Propiedad distributiva</w:t>
+            </w:r>
+          </w:p>
+        </w:tc>
+        <w:tc>
+          <w:tcPr>
+            <w:tcW w:type="dxa" w:w="3160"/>
+            <w:tcMar>
+              <w:top w:type="dxa" w:w="60"/>
+              <w:left w:type="dxa" w:w="100"/>
+              <w:bottom w:type="dxa" w:w="60"/>
+              <w:right w:type="dxa" w:w="100"/>
+            </w:tcMar>
+            <w:vAlign w:val="top"/>
+          </w:tcPr>
+          <w:p>
+            <w:pPr>
+              <w:spacing w:after="0" w:before="0"/>
+            </w:pPr>
+            <w:r>
+              <w:rPr>
+                <w:sz w:val="19"/>
+                <w:szCs w:val="19"/>
+              </w:rPr>
+              <w:t xml:space="preserve">Multiplying a number by everything inside the parentheses: a(b + c) = ab + ac.</w:t>
+            </w:r>
+          </w:p>
+        </w:tc>
+        <w:tc>
+          <w:tcPr>
+            <w:tcW w:type="dxa" w:w="2200"/>
+            <w:tcMar>
+              <w:top w:type="dxa" w:w="60"/>
+              <w:left w:type="dxa" w:w="100"/>
+              <w:bottom w:type="dxa" w:w="60"/>
+              <w:right w:type="dxa" w:w="100"/>
+            </w:tcMar>
+            <w:vAlign w:val="top"/>
+          </w:tcPr>
+          <w:p>
+            <w:pPr>
+              <w:spacing w:after="30" w:before="0"/>
+            </w:pPr>
+            <w:r>
+              <w:rPr>
+                <w:i/>
+                <w:iCs/>
+                <w:color w:val="5E6E7E"/>
+                <w:sz w:val="18"/>
+                <w:szCs w:val="18"/>
+              </w:rPr>
+              <w:t xml:space="preserve">Not Distributive property: write a counter-example that does not fit the rule.</w:t>
+            </w:r>
+          </w:p>
+          <w:p>
+            <w:pPr>
+              <w:spacing w:after="50" w:before="0"/>
+            </w:pPr>
+            <w:r>
+              <w:rPr>
+                <w:color w:val="BBBBBB"/>
+                <w:sz w:val="18"/>
+                <w:szCs w:val="18"/>
+              </w:rPr>
+              <w:t xml:space="preserve">____________________________</w:t>
+            </w:r>
+          </w:p>
+        </w:tc>
+        <w:tc>
+          <w:tcPr>
+            <w:tcW w:type="dxa" w:w="2200"/>
+            <w:tcMar>
+              <w:top w:type="dxa" w:w="60"/>
+              <w:left w:type="dxa" w:w="100"/>
+              <w:bottom w:type="dxa" w:w="60"/>
+              <w:right w:type="dxa" w:w="100"/>
+            </w:tcMar>
+            <w:vAlign w:val="top"/>
+          </w:tcPr>
+          <w:p>
+            <w:pPr>
+              <w:spacing w:after="0" w:before="0"/>
+            </w:pPr>
+            <w:r>
+              <w:rPr>
+                <w:i/>
+                <w:iCs/>
+                <w:color w:val="5E6E7E"/>
+                <w:sz w:val="18"/>
+                <w:szCs w:val="18"/>
+              </w:rPr>
+              <w:t xml:space="preserve">3(x + 4) = 3·x + 3·4 = 3x + 12.</w:t>
+            </w:r>
+          </w:p>
+        </w:tc>
+      </w:tr>
+    </w:tbl>
+    <w:p>
+      <w:pPr>
+        <w:spacing w:after="120" w:before="140"/>
       </w:pPr>
       <w:r>
         <w:rPr>
@@ -127,73 +1241,922 @@
         <w:t xml:space="preserve">Count the same kind, one step at a time.</w:t>
       </w:r>
     </w:p>
-    <w:p>
-      <w:pPr>
-        <w:spacing w:after="40" w:before="0"/>
-      </w:pPr>
-      <w:r>
-        <w:rPr>
-          <w:sz w:val="22"/>
-          <w:szCs w:val="22"/>
-        </w:rPr>
-        <w:t xml:space="preserve">1.  2 cubes + 3 cubes = ___ cubes</w:t>
-      </w:r>
-    </w:p>
-    <w:p>
-      <w:pPr>
-        <w:spacing w:after="80" w:before="0"/>
-      </w:pPr>
-      <w:r>
-        <w:rPr>
-          <w:color w:val="BBBBBB"/>
-        </w:rPr>
-        <w:t xml:space="preserve">____________________________________________________</w:t>
-      </w:r>
-    </w:p>
-    <w:p>
-      <w:pPr>
-        <w:spacing w:after="40" w:before="0"/>
-      </w:pPr>
-      <w:r>
-        <w:rPr>
-          <w:sz w:val="22"/>
-          <w:szCs w:val="22"/>
-        </w:rPr>
-        <w:t xml:space="preserve">2.  4 cubes + 1 cube = ___ cubes</w:t>
-      </w:r>
-    </w:p>
-    <w:p>
-      <w:pPr>
-        <w:spacing w:after="80" w:before="0"/>
-      </w:pPr>
-      <w:r>
-        <w:rPr>
-          <w:color w:val="BBBBBB"/>
-        </w:rPr>
-        <w:t xml:space="preserve">____________________________________________________</w:t>
-      </w:r>
-    </w:p>
-    <w:p>
-      <w:pPr>
-        <w:spacing w:after="40" w:before="0"/>
-      </w:pPr>
-      <w:r>
-        <w:rPr>
-          <w:sz w:val="22"/>
-          <w:szCs w:val="22"/>
-        </w:rPr>
-        <w:t xml:space="preserve">3.  3 dots + 3 dots = ___ dots</w:t>
-      </w:r>
-    </w:p>
-    <w:p>
-      <w:pPr>
-        <w:spacing w:after="80" w:before="0"/>
-      </w:pPr>
-      <w:r>
-        <w:rPr>
-          <w:color w:val="BBBBBB"/>
-        </w:rPr>
-        <w:t xml:space="preserve">____________________________________________________</w:t>
+    <w:tbl>
+      <w:tblPr>
+        <w:tblW w:type="dxa" w:w="9360"/>
+        <w:tblBorders>
+          <w:top w:val="single" w:color="C7D2DD" w:sz="6"/>
+          <w:left w:val="single" w:color="C7D2DD" w:sz="6"/>
+          <w:bottom w:val="single" w:color="C7D2DD" w:sz="6"/>
+          <w:right w:val="single" w:color="C7D2DD" w:sz="6"/>
+          <w:insideH w:val="single" w:color="C7D2DD" w:sz="6"/>
+          <w:insideV w:val="single" w:color="C7D2DD" w:sz="6"/>
+        </w:tblBorders>
+      </w:tblPr>
+      <w:tblGrid>
+        <w:gridCol w:w="2800"/>
+        <w:gridCol w:w="3560"/>
+        <w:gridCol w:w="3000"/>
+      </w:tblGrid>
+      <w:tr>
+        <w:trPr>
+          <w:cantSplit/>
+          <w:tblHeader/>
+        </w:trPr>
+        <w:tc>
+          <w:tcPr>
+            <w:tcW w:type="dxa" w:w="2800"/>
+            <w:shd w:fill="EEF4F8" w:color="auto" w:val="clear"/>
+            <w:tcMar>
+              <w:top w:type="dxa" w:w="60"/>
+              <w:left w:type="dxa" w:w="100"/>
+              <w:bottom w:type="dxa" w:w="60"/>
+              <w:right w:type="dxa" w:w="100"/>
+            </w:tcMar>
+          </w:tcPr>
+          <w:p>
+            <w:pPr>
+              <w:spacing w:after="0" w:before="0"/>
+            </w:pPr>
+            <w:r>
+              <w:rPr>
+                <w:b/>
+                <w:bCs/>
+                <w:color w:val="0F2B3C"/>
+                <w:sz w:val="16"/>
+                <w:szCs w:val="16"/>
+              </w:rPr>
+              <w:t xml:space="preserve">CORE PROBLEM / GIVEN REPRESENTATION</w:t>
+            </w:r>
+          </w:p>
+        </w:tc>
+        <w:tc>
+          <w:tcPr>
+            <w:tcW w:type="dxa" w:w="3560"/>
+            <w:shd w:fill="EEF4F8" w:color="auto" w:val="clear"/>
+            <w:tcMar>
+              <w:top w:type="dxa" w:w="60"/>
+              <w:left w:type="dxa" w:w="100"/>
+              <w:bottom w:type="dxa" w:w="60"/>
+              <w:right w:type="dxa" w:w="100"/>
+            </w:tcMar>
+          </w:tcPr>
+          <w:p>
+            <w:pPr>
+              <w:spacing w:after="0" w:before="0"/>
+            </w:pPr>
+            <w:r>
+              <w:rPr>
+                <w:b/>
+                <w:bCs/>
+                <w:color w:val="0F2B3C"/>
+                <w:sz w:val="16"/>
+                <w:szCs w:val="16"/>
+              </w:rPr>
+              <w:t xml:space="preserve">WORKING SPACE / CALCULATION STEPS</w:t>
+            </w:r>
+          </w:p>
+        </w:tc>
+        <w:tc>
+          <w:tcPr>
+            <w:tcW w:type="dxa" w:w="3000"/>
+            <w:shd w:fill="FBF3E2" w:color="auto" w:val="clear"/>
+            <w:tcMar>
+              <w:top w:type="dxa" w:w="60"/>
+              <w:left w:type="dxa" w:w="100"/>
+              <w:bottom w:type="dxa" w:w="60"/>
+              <w:right w:type="dxa" w:w="100"/>
+            </w:tcMar>
+          </w:tcPr>
+          <w:p>
+            <w:pPr>
+              <w:spacing w:after="0" w:before="0"/>
+            </w:pPr>
+            <w:r>
+              <w:rPr>
+                <w:b/>
+                <w:bCs/>
+                <w:color w:val="7A5400"/>
+                <w:sz w:val="16"/>
+                <w:szCs w:val="16"/>
+              </w:rPr>
+              <w:t xml:space="preserve">EXPLAIN YOUR REASONING</w:t>
+            </w:r>
+          </w:p>
+        </w:tc>
+      </w:tr>
+      <w:tr>
+        <w:trPr>
+          <w:cantSplit/>
+        </w:trPr>
+        <w:tc>
+          <w:tcPr>
+            <w:tcW w:type="dxa" w:w="2800"/>
+            <w:tcMar>
+              <w:top w:type="dxa" w:w="80"/>
+              <w:left w:type="dxa" w:w="100"/>
+              <w:bottom w:type="dxa" w:w="80"/>
+              <w:right w:type="dxa" w:w="100"/>
+            </w:tcMar>
+            <w:vAlign w:val="top"/>
+          </w:tcPr>
+          <w:p>
+            <w:pPr>
+              <w:spacing w:after="40" w:before="0"/>
+            </w:pPr>
+            <w:r>
+              <w:rPr>
+                <w:b/>
+                <w:bCs/>
+                <w:color w:val="0F2B3C"/>
+                <w:sz w:val="20"/>
+                <w:szCs w:val="20"/>
+              </w:rPr>
+              <w:t xml:space="preserve">1.  2 cubes + 3 cubes = ___ cubes</w:t>
+            </w:r>
+          </w:p>
+        </w:tc>
+        <w:tc>
+          <w:tcPr>
+            <w:tcW w:type="dxa" w:w="3560"/>
+            <w:tcMar>
+              <w:top w:type="dxa" w:w="80"/>
+              <w:left w:type="dxa" w:w="100"/>
+              <w:bottom w:type="dxa" w:w="80"/>
+              <w:right w:type="dxa" w:w="100"/>
+            </w:tcMar>
+            <w:vAlign w:val="top"/>
+          </w:tcPr>
+          <w:p>
+            <w:pPr>
+              <w:spacing w:after="50" w:before="0"/>
+            </w:pPr>
+            <w:r>
+              <w:rPr>
+                <w:color w:val="BBBBBB"/>
+                <w:sz w:val="18"/>
+                <w:szCs w:val="18"/>
+              </w:rPr>
+              <w:t xml:space="preserve">____________________________</w:t>
+            </w:r>
+          </w:p>
+          <w:p>
+            <w:pPr>
+              <w:spacing w:after="50" w:before="0"/>
+            </w:pPr>
+            <w:r>
+              <w:rPr>
+                <w:color w:val="BBBBBB"/>
+                <w:sz w:val="18"/>
+                <w:szCs w:val="18"/>
+              </w:rPr>
+              <w:t xml:space="preserve">____________________________</w:t>
+            </w:r>
+          </w:p>
+          <w:p>
+            <w:pPr>
+              <w:spacing w:after="50" w:before="0"/>
+            </w:pPr>
+            <w:r>
+              <w:rPr>
+                <w:color w:val="BBBBBB"/>
+                <w:sz w:val="18"/>
+                <w:szCs w:val="18"/>
+              </w:rPr>
+              <w:t xml:space="preserve">____________________________</w:t>
+            </w:r>
+          </w:p>
+          <w:p>
+            <w:pPr>
+              <w:spacing w:after="50" w:before="0"/>
+            </w:pPr>
+            <w:r>
+              <w:rPr>
+                <w:color w:val="BBBBBB"/>
+                <w:sz w:val="18"/>
+                <w:szCs w:val="18"/>
+              </w:rPr>
+              <w:t xml:space="preserve">____________________________</w:t>
+            </w:r>
+          </w:p>
+        </w:tc>
+        <w:tc>
+          <w:tcPr>
+            <w:tcW w:type="dxa" w:w="3000"/>
+            <w:shd w:fill="FBF3E2" w:color="auto" w:val="clear"/>
+            <w:tcMar>
+              <w:top w:type="dxa" w:w="80"/>
+              <w:left w:type="dxa" w:w="100"/>
+              <w:bottom w:type="dxa" w:w="80"/>
+              <w:right w:type="dxa" w:w="100"/>
+            </w:tcMar>
+            <w:vAlign w:val="top"/>
+          </w:tcPr>
+          <w:p>
+            <w:pPr>
+              <w:spacing w:after="30" w:before="0"/>
+            </w:pPr>
+            <w:r>
+              <w:rPr>
+                <w:b/>
+                <w:bCs/>
+                <w:color w:val="0F2B3C"/>
+                <w:sz w:val="18"/>
+                <w:szCs w:val="18"/>
+              </w:rPr>
+              <w:t xml:space="preserve">Because... ________________</w:t>
+            </w:r>
+          </w:p>
+          <w:p>
+            <w:pPr>
+              <w:spacing w:after="50" w:before="0"/>
+            </w:pPr>
+            <w:r>
+              <w:rPr>
+                <w:color w:val="BBBBBB"/>
+                <w:sz w:val="18"/>
+                <w:szCs w:val="18"/>
+              </w:rPr>
+              <w:t xml:space="preserve">____________________________</w:t>
+            </w:r>
+          </w:p>
+          <w:p>
+            <w:pPr>
+              <w:spacing w:after="30" w:before="40"/>
+            </w:pPr>
+            <w:r>
+              <w:rPr>
+                <w:b/>
+                <w:bCs/>
+                <w:color w:val="1A6FB5"/>
+                <w:sz w:val="18"/>
+                <w:szCs w:val="18"/>
+              </w:rPr>
+              <w:t xml:space="preserve">Although... _______________</w:t>
+            </w:r>
+          </w:p>
+          <w:p>
+            <w:pPr>
+              <w:spacing w:after="50" w:before="0"/>
+            </w:pPr>
+            <w:r>
+              <w:rPr>
+                <w:color w:val="BBBBBB"/>
+                <w:sz w:val="18"/>
+                <w:szCs w:val="18"/>
+              </w:rPr>
+              <w:t xml:space="preserve">____________________________</w:t>
+            </w:r>
+          </w:p>
+          <w:p>
+            <w:pPr>
+              <w:spacing w:after="30" w:before="40"/>
+            </w:pPr>
+            <w:r>
+              <w:rPr>
+                <w:b/>
+                <w:bCs/>
+                <w:color w:val="7A5400"/>
+                <w:sz w:val="18"/>
+                <w:szCs w:val="18"/>
+              </w:rPr>
+              <w:t xml:space="preserve">Therefore... ______________</w:t>
+            </w:r>
+          </w:p>
+          <w:p>
+            <w:pPr>
+              <w:spacing w:after="50" w:before="0"/>
+            </w:pPr>
+            <w:r>
+              <w:rPr>
+                <w:color w:val="BBBBBB"/>
+                <w:sz w:val="18"/>
+                <w:szCs w:val="18"/>
+              </w:rPr>
+              <w:t xml:space="preserve">____________________________</w:t>
+            </w:r>
+          </w:p>
+        </w:tc>
+      </w:tr>
+    </w:tbl>
+    <w:p>
+      <w:pPr>
+        <w:spacing w:after="60" w:before="0"/>
+      </w:pPr>
+      <w:r>
+        <w:t xml:space="preserve"/>
+      </w:r>
+    </w:p>
+    <w:tbl>
+      <w:tblPr>
+        <w:tblW w:type="dxa" w:w="9360"/>
+        <w:tblBorders>
+          <w:top w:val="single" w:color="C7D2DD" w:sz="6"/>
+          <w:left w:val="single" w:color="C7D2DD" w:sz="6"/>
+          <w:bottom w:val="single" w:color="C7D2DD" w:sz="6"/>
+          <w:right w:val="single" w:color="C7D2DD" w:sz="6"/>
+          <w:insideH w:val="single" w:color="C7D2DD" w:sz="6"/>
+          <w:insideV w:val="single" w:color="C7D2DD" w:sz="6"/>
+        </w:tblBorders>
+      </w:tblPr>
+      <w:tblGrid>
+        <w:gridCol w:w="2800"/>
+        <w:gridCol w:w="3560"/>
+        <w:gridCol w:w="3000"/>
+      </w:tblGrid>
+      <w:tr>
+        <w:trPr>
+          <w:cantSplit/>
+          <w:tblHeader/>
+        </w:trPr>
+        <w:tc>
+          <w:tcPr>
+            <w:tcW w:type="dxa" w:w="2800"/>
+            <w:shd w:fill="EEF4F8" w:color="auto" w:val="clear"/>
+            <w:tcMar>
+              <w:top w:type="dxa" w:w="60"/>
+              <w:left w:type="dxa" w:w="100"/>
+              <w:bottom w:type="dxa" w:w="60"/>
+              <w:right w:type="dxa" w:w="100"/>
+            </w:tcMar>
+          </w:tcPr>
+          <w:p>
+            <w:pPr>
+              <w:spacing w:after="0" w:before="0"/>
+            </w:pPr>
+            <w:r>
+              <w:rPr>
+                <w:b/>
+                <w:bCs/>
+                <w:color w:val="0F2B3C"/>
+                <w:sz w:val="16"/>
+                <w:szCs w:val="16"/>
+              </w:rPr>
+              <w:t xml:space="preserve">CORE PROBLEM / GIVEN REPRESENTATION</w:t>
+            </w:r>
+          </w:p>
+        </w:tc>
+        <w:tc>
+          <w:tcPr>
+            <w:tcW w:type="dxa" w:w="3560"/>
+            <w:shd w:fill="EEF4F8" w:color="auto" w:val="clear"/>
+            <w:tcMar>
+              <w:top w:type="dxa" w:w="60"/>
+              <w:left w:type="dxa" w:w="100"/>
+              <w:bottom w:type="dxa" w:w="60"/>
+              <w:right w:type="dxa" w:w="100"/>
+            </w:tcMar>
+          </w:tcPr>
+          <w:p>
+            <w:pPr>
+              <w:spacing w:after="0" w:before="0"/>
+            </w:pPr>
+            <w:r>
+              <w:rPr>
+                <w:b/>
+                <w:bCs/>
+                <w:color w:val="0F2B3C"/>
+                <w:sz w:val="16"/>
+                <w:szCs w:val="16"/>
+              </w:rPr>
+              <w:t xml:space="preserve">WORKING SPACE / CALCULATION STEPS</w:t>
+            </w:r>
+          </w:p>
+        </w:tc>
+        <w:tc>
+          <w:tcPr>
+            <w:tcW w:type="dxa" w:w="3000"/>
+            <w:shd w:fill="FBF3E2" w:color="auto" w:val="clear"/>
+            <w:tcMar>
+              <w:top w:type="dxa" w:w="60"/>
+              <w:left w:type="dxa" w:w="100"/>
+              <w:bottom w:type="dxa" w:w="60"/>
+              <w:right w:type="dxa" w:w="100"/>
+            </w:tcMar>
+          </w:tcPr>
+          <w:p>
+            <w:pPr>
+              <w:spacing w:after="0" w:before="0"/>
+            </w:pPr>
+            <w:r>
+              <w:rPr>
+                <w:b/>
+                <w:bCs/>
+                <w:color w:val="7A5400"/>
+                <w:sz w:val="16"/>
+                <w:szCs w:val="16"/>
+              </w:rPr>
+              <w:t xml:space="preserve">EXPLAIN YOUR REASONING</w:t>
+            </w:r>
+          </w:p>
+        </w:tc>
+      </w:tr>
+      <w:tr>
+        <w:trPr>
+          <w:cantSplit/>
+        </w:trPr>
+        <w:tc>
+          <w:tcPr>
+            <w:tcW w:type="dxa" w:w="2800"/>
+            <w:tcMar>
+              <w:top w:type="dxa" w:w="80"/>
+              <w:left w:type="dxa" w:w="100"/>
+              <w:bottom w:type="dxa" w:w="80"/>
+              <w:right w:type="dxa" w:w="100"/>
+            </w:tcMar>
+            <w:vAlign w:val="top"/>
+          </w:tcPr>
+          <w:p>
+            <w:pPr>
+              <w:spacing w:after="40" w:before="0"/>
+            </w:pPr>
+            <w:r>
+              <w:rPr>
+                <w:b/>
+                <w:bCs/>
+                <w:color w:val="0F2B3C"/>
+                <w:sz w:val="20"/>
+                <w:szCs w:val="20"/>
+              </w:rPr>
+              <w:t xml:space="preserve">2.  4 cubes + 1 cube = ___ cubes</w:t>
+            </w:r>
+          </w:p>
+        </w:tc>
+        <w:tc>
+          <w:tcPr>
+            <w:tcW w:type="dxa" w:w="3560"/>
+            <w:tcMar>
+              <w:top w:type="dxa" w:w="80"/>
+              <w:left w:type="dxa" w:w="100"/>
+              <w:bottom w:type="dxa" w:w="80"/>
+              <w:right w:type="dxa" w:w="100"/>
+            </w:tcMar>
+            <w:vAlign w:val="top"/>
+          </w:tcPr>
+          <w:p>
+            <w:pPr>
+              <w:spacing w:after="50" w:before="0"/>
+            </w:pPr>
+            <w:r>
+              <w:rPr>
+                <w:color w:val="BBBBBB"/>
+                <w:sz w:val="18"/>
+                <w:szCs w:val="18"/>
+              </w:rPr>
+              <w:t xml:space="preserve">____________________________</w:t>
+            </w:r>
+          </w:p>
+          <w:p>
+            <w:pPr>
+              <w:spacing w:after="50" w:before="0"/>
+            </w:pPr>
+            <w:r>
+              <w:rPr>
+                <w:color w:val="BBBBBB"/>
+                <w:sz w:val="18"/>
+                <w:szCs w:val="18"/>
+              </w:rPr>
+              <w:t xml:space="preserve">____________________________</w:t>
+            </w:r>
+          </w:p>
+          <w:p>
+            <w:pPr>
+              <w:spacing w:after="50" w:before="0"/>
+            </w:pPr>
+            <w:r>
+              <w:rPr>
+                <w:color w:val="BBBBBB"/>
+                <w:sz w:val="18"/>
+                <w:szCs w:val="18"/>
+              </w:rPr>
+              <w:t xml:space="preserve">____________________________</w:t>
+            </w:r>
+          </w:p>
+          <w:p>
+            <w:pPr>
+              <w:spacing w:after="50" w:before="0"/>
+            </w:pPr>
+            <w:r>
+              <w:rPr>
+                <w:color w:val="BBBBBB"/>
+                <w:sz w:val="18"/>
+                <w:szCs w:val="18"/>
+              </w:rPr>
+              <w:t xml:space="preserve">____________________________</w:t>
+            </w:r>
+          </w:p>
+        </w:tc>
+        <w:tc>
+          <w:tcPr>
+            <w:tcW w:type="dxa" w:w="3000"/>
+            <w:shd w:fill="FBF3E2" w:color="auto" w:val="clear"/>
+            <w:tcMar>
+              <w:top w:type="dxa" w:w="80"/>
+              <w:left w:type="dxa" w:w="100"/>
+              <w:bottom w:type="dxa" w:w="80"/>
+              <w:right w:type="dxa" w:w="100"/>
+            </w:tcMar>
+            <w:vAlign w:val="top"/>
+          </w:tcPr>
+          <w:p>
+            <w:pPr>
+              <w:spacing w:after="30" w:before="0"/>
+            </w:pPr>
+            <w:r>
+              <w:rPr>
+                <w:b/>
+                <w:bCs/>
+                <w:color w:val="0F2B3C"/>
+                <w:sz w:val="18"/>
+                <w:szCs w:val="18"/>
+              </w:rPr>
+              <w:t xml:space="preserve">Because... ________________</w:t>
+            </w:r>
+          </w:p>
+          <w:p>
+            <w:pPr>
+              <w:spacing w:after="50" w:before="0"/>
+            </w:pPr>
+            <w:r>
+              <w:rPr>
+                <w:color w:val="BBBBBB"/>
+                <w:sz w:val="18"/>
+                <w:szCs w:val="18"/>
+              </w:rPr>
+              <w:t xml:space="preserve">____________________________</w:t>
+            </w:r>
+          </w:p>
+          <w:p>
+            <w:pPr>
+              <w:spacing w:after="30" w:before="40"/>
+            </w:pPr>
+            <w:r>
+              <w:rPr>
+                <w:b/>
+                <w:bCs/>
+                <w:color w:val="1A6FB5"/>
+                <w:sz w:val="18"/>
+                <w:szCs w:val="18"/>
+              </w:rPr>
+              <w:t xml:space="preserve">Although... _______________</w:t>
+            </w:r>
+          </w:p>
+          <w:p>
+            <w:pPr>
+              <w:spacing w:after="50" w:before="0"/>
+            </w:pPr>
+            <w:r>
+              <w:rPr>
+                <w:color w:val="BBBBBB"/>
+                <w:sz w:val="18"/>
+                <w:szCs w:val="18"/>
+              </w:rPr>
+              <w:t xml:space="preserve">____________________________</w:t>
+            </w:r>
+          </w:p>
+          <w:p>
+            <w:pPr>
+              <w:spacing w:after="30" w:before="40"/>
+            </w:pPr>
+            <w:r>
+              <w:rPr>
+                <w:b/>
+                <w:bCs/>
+                <w:color w:val="7A5400"/>
+                <w:sz w:val="18"/>
+                <w:szCs w:val="18"/>
+              </w:rPr>
+              <w:t xml:space="preserve">Therefore... ______________</w:t>
+            </w:r>
+          </w:p>
+          <w:p>
+            <w:pPr>
+              <w:spacing w:after="50" w:before="0"/>
+            </w:pPr>
+            <w:r>
+              <w:rPr>
+                <w:color w:val="BBBBBB"/>
+                <w:sz w:val="18"/>
+                <w:szCs w:val="18"/>
+              </w:rPr>
+              <w:t xml:space="preserve">____________________________</w:t>
+            </w:r>
+          </w:p>
+        </w:tc>
+      </w:tr>
+    </w:tbl>
+    <w:p>
+      <w:pPr>
+        <w:spacing w:after="60" w:before="0"/>
+      </w:pPr>
+      <w:r>
+        <w:t xml:space="preserve"/>
+      </w:r>
+    </w:p>
+    <w:tbl>
+      <w:tblPr>
+        <w:tblW w:type="dxa" w:w="9360"/>
+        <w:tblBorders>
+          <w:top w:val="single" w:color="C7D2DD" w:sz="6"/>
+          <w:left w:val="single" w:color="C7D2DD" w:sz="6"/>
+          <w:bottom w:val="single" w:color="C7D2DD" w:sz="6"/>
+          <w:right w:val="single" w:color="C7D2DD" w:sz="6"/>
+          <w:insideH w:val="single" w:color="C7D2DD" w:sz="6"/>
+          <w:insideV w:val="single" w:color="C7D2DD" w:sz="6"/>
+        </w:tblBorders>
+      </w:tblPr>
+      <w:tblGrid>
+        <w:gridCol w:w="2800"/>
+        <w:gridCol w:w="3560"/>
+        <w:gridCol w:w="3000"/>
+      </w:tblGrid>
+      <w:tr>
+        <w:trPr>
+          <w:cantSplit/>
+          <w:tblHeader/>
+        </w:trPr>
+        <w:tc>
+          <w:tcPr>
+            <w:tcW w:type="dxa" w:w="2800"/>
+            <w:shd w:fill="EEF4F8" w:color="auto" w:val="clear"/>
+            <w:tcMar>
+              <w:top w:type="dxa" w:w="60"/>
+              <w:left w:type="dxa" w:w="100"/>
+              <w:bottom w:type="dxa" w:w="60"/>
+              <w:right w:type="dxa" w:w="100"/>
+            </w:tcMar>
+          </w:tcPr>
+          <w:p>
+            <w:pPr>
+              <w:spacing w:after="0" w:before="0"/>
+            </w:pPr>
+            <w:r>
+              <w:rPr>
+                <w:b/>
+                <w:bCs/>
+                <w:color w:val="0F2B3C"/>
+                <w:sz w:val="16"/>
+                <w:szCs w:val="16"/>
+              </w:rPr>
+              <w:t xml:space="preserve">CORE PROBLEM / GIVEN REPRESENTATION</w:t>
+            </w:r>
+          </w:p>
+        </w:tc>
+        <w:tc>
+          <w:tcPr>
+            <w:tcW w:type="dxa" w:w="3560"/>
+            <w:shd w:fill="EEF4F8" w:color="auto" w:val="clear"/>
+            <w:tcMar>
+              <w:top w:type="dxa" w:w="60"/>
+              <w:left w:type="dxa" w:w="100"/>
+              <w:bottom w:type="dxa" w:w="60"/>
+              <w:right w:type="dxa" w:w="100"/>
+            </w:tcMar>
+          </w:tcPr>
+          <w:p>
+            <w:pPr>
+              <w:spacing w:after="0" w:before="0"/>
+            </w:pPr>
+            <w:r>
+              <w:rPr>
+                <w:b/>
+                <w:bCs/>
+                <w:color w:val="0F2B3C"/>
+                <w:sz w:val="16"/>
+                <w:szCs w:val="16"/>
+              </w:rPr>
+              <w:t xml:space="preserve">WORKING SPACE / CALCULATION STEPS</w:t>
+            </w:r>
+          </w:p>
+        </w:tc>
+        <w:tc>
+          <w:tcPr>
+            <w:tcW w:type="dxa" w:w="3000"/>
+            <w:shd w:fill="FBF3E2" w:color="auto" w:val="clear"/>
+            <w:tcMar>
+              <w:top w:type="dxa" w:w="60"/>
+              <w:left w:type="dxa" w:w="100"/>
+              <w:bottom w:type="dxa" w:w="60"/>
+              <w:right w:type="dxa" w:w="100"/>
+            </w:tcMar>
+          </w:tcPr>
+          <w:p>
+            <w:pPr>
+              <w:spacing w:after="0" w:before="0"/>
+            </w:pPr>
+            <w:r>
+              <w:rPr>
+                <w:b/>
+                <w:bCs/>
+                <w:color w:val="7A5400"/>
+                <w:sz w:val="16"/>
+                <w:szCs w:val="16"/>
+              </w:rPr>
+              <w:t xml:space="preserve">EXPLAIN YOUR REASONING</w:t>
+            </w:r>
+          </w:p>
+        </w:tc>
+      </w:tr>
+      <w:tr>
+        <w:trPr>
+          <w:cantSplit/>
+        </w:trPr>
+        <w:tc>
+          <w:tcPr>
+            <w:tcW w:type="dxa" w:w="2800"/>
+            <w:tcMar>
+              <w:top w:type="dxa" w:w="80"/>
+              <w:left w:type="dxa" w:w="100"/>
+              <w:bottom w:type="dxa" w:w="80"/>
+              <w:right w:type="dxa" w:w="100"/>
+            </w:tcMar>
+            <w:vAlign w:val="top"/>
+          </w:tcPr>
+          <w:p>
+            <w:pPr>
+              <w:spacing w:after="40" w:before="0"/>
+            </w:pPr>
+            <w:r>
+              <w:rPr>
+                <w:b/>
+                <w:bCs/>
+                <w:color w:val="0F2B3C"/>
+                <w:sz w:val="20"/>
+                <w:szCs w:val="20"/>
+              </w:rPr>
+              <w:t xml:space="preserve">3.  3 dots + 3 dots = ___ dots</w:t>
+            </w:r>
+          </w:p>
+        </w:tc>
+        <w:tc>
+          <w:tcPr>
+            <w:tcW w:type="dxa" w:w="3560"/>
+            <w:tcMar>
+              <w:top w:type="dxa" w:w="80"/>
+              <w:left w:type="dxa" w:w="100"/>
+              <w:bottom w:type="dxa" w:w="80"/>
+              <w:right w:type="dxa" w:w="100"/>
+            </w:tcMar>
+            <w:vAlign w:val="top"/>
+          </w:tcPr>
+          <w:p>
+            <w:pPr>
+              <w:spacing w:after="50" w:before="0"/>
+            </w:pPr>
+            <w:r>
+              <w:rPr>
+                <w:color w:val="BBBBBB"/>
+                <w:sz w:val="18"/>
+                <w:szCs w:val="18"/>
+              </w:rPr>
+              <w:t xml:space="preserve">____________________________</w:t>
+            </w:r>
+          </w:p>
+          <w:p>
+            <w:pPr>
+              <w:spacing w:after="50" w:before="0"/>
+            </w:pPr>
+            <w:r>
+              <w:rPr>
+                <w:color w:val="BBBBBB"/>
+                <w:sz w:val="18"/>
+                <w:szCs w:val="18"/>
+              </w:rPr>
+              <w:t xml:space="preserve">____________________________</w:t>
+            </w:r>
+          </w:p>
+          <w:p>
+            <w:pPr>
+              <w:spacing w:after="50" w:before="0"/>
+            </w:pPr>
+            <w:r>
+              <w:rPr>
+                <w:color w:val="BBBBBB"/>
+                <w:sz w:val="18"/>
+                <w:szCs w:val="18"/>
+              </w:rPr>
+              <w:t xml:space="preserve">____________________________</w:t>
+            </w:r>
+          </w:p>
+          <w:p>
+            <w:pPr>
+              <w:spacing w:after="50" w:before="0"/>
+            </w:pPr>
+            <w:r>
+              <w:rPr>
+                <w:color w:val="BBBBBB"/>
+                <w:sz w:val="18"/>
+                <w:szCs w:val="18"/>
+              </w:rPr>
+              <w:t xml:space="preserve">____________________________</w:t>
+            </w:r>
+          </w:p>
+        </w:tc>
+        <w:tc>
+          <w:tcPr>
+            <w:tcW w:type="dxa" w:w="3000"/>
+            <w:shd w:fill="FBF3E2" w:color="auto" w:val="clear"/>
+            <w:tcMar>
+              <w:top w:type="dxa" w:w="80"/>
+              <w:left w:type="dxa" w:w="100"/>
+              <w:bottom w:type="dxa" w:w="80"/>
+              <w:right w:type="dxa" w:w="100"/>
+            </w:tcMar>
+            <w:vAlign w:val="top"/>
+          </w:tcPr>
+          <w:p>
+            <w:pPr>
+              <w:spacing w:after="30" w:before="0"/>
+            </w:pPr>
+            <w:r>
+              <w:rPr>
+                <w:b/>
+                <w:bCs/>
+                <w:color w:val="0F2B3C"/>
+                <w:sz w:val="18"/>
+                <w:szCs w:val="18"/>
+              </w:rPr>
+              <w:t xml:space="preserve">Because... ________________</w:t>
+            </w:r>
+          </w:p>
+          <w:p>
+            <w:pPr>
+              <w:spacing w:after="50" w:before="0"/>
+            </w:pPr>
+            <w:r>
+              <w:rPr>
+                <w:color w:val="BBBBBB"/>
+                <w:sz w:val="18"/>
+                <w:szCs w:val="18"/>
+              </w:rPr>
+              <w:t xml:space="preserve">____________________________</w:t>
+            </w:r>
+          </w:p>
+          <w:p>
+            <w:pPr>
+              <w:spacing w:after="30" w:before="40"/>
+            </w:pPr>
+            <w:r>
+              <w:rPr>
+                <w:b/>
+                <w:bCs/>
+                <w:color w:val="1A6FB5"/>
+                <w:sz w:val="18"/>
+                <w:szCs w:val="18"/>
+              </w:rPr>
+              <w:t xml:space="preserve">Although... _______________</w:t>
+            </w:r>
+          </w:p>
+          <w:p>
+            <w:pPr>
+              <w:spacing w:after="50" w:before="0"/>
+            </w:pPr>
+            <w:r>
+              <w:rPr>
+                <w:color w:val="BBBBBB"/>
+                <w:sz w:val="18"/>
+                <w:szCs w:val="18"/>
+              </w:rPr>
+              <w:t xml:space="preserve">____________________________</w:t>
+            </w:r>
+          </w:p>
+          <w:p>
+            <w:pPr>
+              <w:spacing w:after="30" w:before="40"/>
+            </w:pPr>
+            <w:r>
+              <w:rPr>
+                <w:b/>
+                <w:bCs/>
+                <w:color w:val="7A5400"/>
+                <w:sz w:val="18"/>
+                <w:szCs w:val="18"/>
+              </w:rPr>
+              <w:t xml:space="preserve">Therefore... ______________</w:t>
+            </w:r>
+          </w:p>
+          <w:p>
+            <w:pPr>
+              <w:spacing w:after="50" w:before="0"/>
+            </w:pPr>
+            <w:r>
+              <w:rPr>
+                <w:color w:val="BBBBBB"/>
+                <w:sz w:val="18"/>
+                <w:szCs w:val="18"/>
+              </w:rPr>
+              <w:t xml:space="preserve">____________________________</w:t>
+            </w:r>
+          </w:p>
+        </w:tc>
+      </w:tr>
+    </w:tbl>
+    <w:p>
+      <w:pPr>
+        <w:spacing w:after="60" w:before="0"/>
+      </w:pPr>
+      <w:r>
+        <w:t xml:space="preserve"/>
       </w:r>
     </w:p>
     <w:p>
@@ -225,86 +2188,935 @@
         <w:t xml:space="preserve">Now the cubes are called x. Add the counts.</w:t>
       </w:r>
     </w:p>
-    <w:p>
-      <w:pPr>
-        <w:spacing w:after="40" w:before="0"/>
-      </w:pPr>
-      <w:r>
-        <w:rPr>
-          <w:sz w:val="22"/>
-          <w:szCs w:val="22"/>
-        </w:rPr>
-        <w:t xml:space="preserve">1.  3 x's + 2 x's = ___ x's (just the number)</w:t>
-      </w:r>
-    </w:p>
-    <w:p>
-      <w:pPr>
-        <w:spacing w:after="80" w:before="0"/>
-      </w:pPr>
-      <w:r>
-        <w:rPr>
-          <w:color w:val="BBBBBB"/>
-        </w:rPr>
-        <w:t xml:space="preserve">____________________________________________________</w:t>
-      </w:r>
-    </w:p>
-    <w:p>
-      <w:pPr>
-        <w:spacing w:after="40" w:before="0"/>
-      </w:pPr>
-      <w:r>
-        <w:rPr>
-          <w:sz w:val="22"/>
-          <w:szCs w:val="22"/>
-        </w:rPr>
-        <w:t xml:space="preserve">2.  Write that answer: 3x + 2x = ?</w:t>
-      </w:r>
-    </w:p>
-    <w:p>
-      <w:pPr>
-        <w:spacing w:after="40" w:before="0"/>
-      </w:pPr>
-      <w:r>
-        <w:rPr>
-          <w:color w:val="5E6E7E"/>
-          <w:sz w:val="20"/>
-          <w:szCs w:val="20"/>
-        </w:rPr>
-        <w:t xml:space="preserve">     choices: 6x   /   5   /   5x   /   23x</w:t>
-      </w:r>
-    </w:p>
-    <w:p>
-      <w:pPr>
-        <w:spacing w:after="80" w:before="0"/>
-      </w:pPr>
-      <w:r>
-        <w:rPr>
-          <w:color w:val="BBBBBB"/>
-        </w:rPr>
-        <w:t xml:space="preserve">____________________________________________________</w:t>
-      </w:r>
-    </w:p>
-    <w:p>
-      <w:pPr>
-        <w:spacing w:after="40" w:before="0"/>
-      </w:pPr>
-      <w:r>
-        <w:rPr>
-          <w:sz w:val="22"/>
-          <w:szCs w:val="22"/>
-        </w:rPr>
-        <w:t xml:space="preserve">3.  4 + 2 (just the plain numbers) = ___</w:t>
-      </w:r>
-    </w:p>
-    <w:p>
-      <w:pPr>
-        <w:spacing w:after="80" w:before="0"/>
-      </w:pPr>
-      <w:r>
-        <w:rPr>
-          <w:color w:val="BBBBBB"/>
-        </w:rPr>
-        <w:t xml:space="preserve">____________________________________________________</w:t>
+    <w:tbl>
+      <w:tblPr>
+        <w:tblW w:type="dxa" w:w="9360"/>
+        <w:tblBorders>
+          <w:top w:val="single" w:color="C7D2DD" w:sz="6"/>
+          <w:left w:val="single" w:color="C7D2DD" w:sz="6"/>
+          <w:bottom w:val="single" w:color="C7D2DD" w:sz="6"/>
+          <w:right w:val="single" w:color="C7D2DD" w:sz="6"/>
+          <w:insideH w:val="single" w:color="C7D2DD" w:sz="6"/>
+          <w:insideV w:val="single" w:color="C7D2DD" w:sz="6"/>
+        </w:tblBorders>
+      </w:tblPr>
+      <w:tblGrid>
+        <w:gridCol w:w="2800"/>
+        <w:gridCol w:w="3560"/>
+        <w:gridCol w:w="3000"/>
+      </w:tblGrid>
+      <w:tr>
+        <w:trPr>
+          <w:cantSplit/>
+          <w:tblHeader/>
+        </w:trPr>
+        <w:tc>
+          <w:tcPr>
+            <w:tcW w:type="dxa" w:w="2800"/>
+            <w:shd w:fill="EEF4F8" w:color="auto" w:val="clear"/>
+            <w:tcMar>
+              <w:top w:type="dxa" w:w="60"/>
+              <w:left w:type="dxa" w:w="100"/>
+              <w:bottom w:type="dxa" w:w="60"/>
+              <w:right w:type="dxa" w:w="100"/>
+            </w:tcMar>
+          </w:tcPr>
+          <w:p>
+            <w:pPr>
+              <w:spacing w:after="0" w:before="0"/>
+            </w:pPr>
+            <w:r>
+              <w:rPr>
+                <w:b/>
+                <w:bCs/>
+                <w:color w:val="0F2B3C"/>
+                <w:sz w:val="16"/>
+                <w:szCs w:val="16"/>
+              </w:rPr>
+              <w:t xml:space="preserve">CORE PROBLEM / GIVEN REPRESENTATION</w:t>
+            </w:r>
+          </w:p>
+        </w:tc>
+        <w:tc>
+          <w:tcPr>
+            <w:tcW w:type="dxa" w:w="3560"/>
+            <w:shd w:fill="EEF4F8" w:color="auto" w:val="clear"/>
+            <w:tcMar>
+              <w:top w:type="dxa" w:w="60"/>
+              <w:left w:type="dxa" w:w="100"/>
+              <w:bottom w:type="dxa" w:w="60"/>
+              <w:right w:type="dxa" w:w="100"/>
+            </w:tcMar>
+          </w:tcPr>
+          <w:p>
+            <w:pPr>
+              <w:spacing w:after="0" w:before="0"/>
+            </w:pPr>
+            <w:r>
+              <w:rPr>
+                <w:b/>
+                <w:bCs/>
+                <w:color w:val="0F2B3C"/>
+                <w:sz w:val="16"/>
+                <w:szCs w:val="16"/>
+              </w:rPr>
+              <w:t xml:space="preserve">WORKING SPACE / CALCULATION STEPS</w:t>
+            </w:r>
+          </w:p>
+        </w:tc>
+        <w:tc>
+          <w:tcPr>
+            <w:tcW w:type="dxa" w:w="3000"/>
+            <w:shd w:fill="FBF3E2" w:color="auto" w:val="clear"/>
+            <w:tcMar>
+              <w:top w:type="dxa" w:w="60"/>
+              <w:left w:type="dxa" w:w="100"/>
+              <w:bottom w:type="dxa" w:w="60"/>
+              <w:right w:type="dxa" w:w="100"/>
+            </w:tcMar>
+          </w:tcPr>
+          <w:p>
+            <w:pPr>
+              <w:spacing w:after="0" w:before="0"/>
+            </w:pPr>
+            <w:r>
+              <w:rPr>
+                <w:b/>
+                <w:bCs/>
+                <w:color w:val="7A5400"/>
+                <w:sz w:val="16"/>
+                <w:szCs w:val="16"/>
+              </w:rPr>
+              <w:t xml:space="preserve">EXPLAIN YOUR REASONING</w:t>
+            </w:r>
+          </w:p>
+        </w:tc>
+      </w:tr>
+      <w:tr>
+        <w:trPr>
+          <w:cantSplit/>
+        </w:trPr>
+        <w:tc>
+          <w:tcPr>
+            <w:tcW w:type="dxa" w:w="2800"/>
+            <w:tcMar>
+              <w:top w:type="dxa" w:w="80"/>
+              <w:left w:type="dxa" w:w="100"/>
+              <w:bottom w:type="dxa" w:w="80"/>
+              <w:right w:type="dxa" w:w="100"/>
+            </w:tcMar>
+            <w:vAlign w:val="top"/>
+          </w:tcPr>
+          <w:p>
+            <w:pPr>
+              <w:spacing w:after="40" w:before="0"/>
+            </w:pPr>
+            <w:r>
+              <w:rPr>
+                <w:b/>
+                <w:bCs/>
+                <w:color w:val="0F2B3C"/>
+                <w:sz w:val="20"/>
+                <w:szCs w:val="20"/>
+              </w:rPr>
+              <w:t xml:space="preserve">1.  3 x's + 2 x's = ___ x's (just the number)</w:t>
+            </w:r>
+          </w:p>
+        </w:tc>
+        <w:tc>
+          <w:tcPr>
+            <w:tcW w:type="dxa" w:w="3560"/>
+            <w:tcMar>
+              <w:top w:type="dxa" w:w="80"/>
+              <w:left w:type="dxa" w:w="100"/>
+              <w:bottom w:type="dxa" w:w="80"/>
+              <w:right w:type="dxa" w:w="100"/>
+            </w:tcMar>
+            <w:vAlign w:val="top"/>
+          </w:tcPr>
+          <w:p>
+            <w:pPr>
+              <w:spacing w:after="50" w:before="0"/>
+            </w:pPr>
+            <w:r>
+              <w:rPr>
+                <w:color w:val="BBBBBB"/>
+                <w:sz w:val="18"/>
+                <w:szCs w:val="18"/>
+              </w:rPr>
+              <w:t xml:space="preserve">____________________________</w:t>
+            </w:r>
+          </w:p>
+          <w:p>
+            <w:pPr>
+              <w:spacing w:after="50" w:before="0"/>
+            </w:pPr>
+            <w:r>
+              <w:rPr>
+                <w:color w:val="BBBBBB"/>
+                <w:sz w:val="18"/>
+                <w:szCs w:val="18"/>
+              </w:rPr>
+              <w:t xml:space="preserve">____________________________</w:t>
+            </w:r>
+          </w:p>
+          <w:p>
+            <w:pPr>
+              <w:spacing w:after="50" w:before="0"/>
+            </w:pPr>
+            <w:r>
+              <w:rPr>
+                <w:color w:val="BBBBBB"/>
+                <w:sz w:val="18"/>
+                <w:szCs w:val="18"/>
+              </w:rPr>
+              <w:t xml:space="preserve">____________________________</w:t>
+            </w:r>
+          </w:p>
+          <w:p>
+            <w:pPr>
+              <w:spacing w:after="50" w:before="0"/>
+            </w:pPr>
+            <w:r>
+              <w:rPr>
+                <w:color w:val="BBBBBB"/>
+                <w:sz w:val="18"/>
+                <w:szCs w:val="18"/>
+              </w:rPr>
+              <w:t xml:space="preserve">____________________________</w:t>
+            </w:r>
+          </w:p>
+        </w:tc>
+        <w:tc>
+          <w:tcPr>
+            <w:tcW w:type="dxa" w:w="3000"/>
+            <w:shd w:fill="FBF3E2" w:color="auto" w:val="clear"/>
+            <w:tcMar>
+              <w:top w:type="dxa" w:w="80"/>
+              <w:left w:type="dxa" w:w="100"/>
+              <w:bottom w:type="dxa" w:w="80"/>
+              <w:right w:type="dxa" w:w="100"/>
+            </w:tcMar>
+            <w:vAlign w:val="top"/>
+          </w:tcPr>
+          <w:p>
+            <w:pPr>
+              <w:spacing w:after="30" w:before="0"/>
+            </w:pPr>
+            <w:r>
+              <w:rPr>
+                <w:b/>
+                <w:bCs/>
+                <w:color w:val="0F2B3C"/>
+                <w:sz w:val="18"/>
+                <w:szCs w:val="18"/>
+              </w:rPr>
+              <w:t xml:space="preserve">Because... ________________</w:t>
+            </w:r>
+          </w:p>
+          <w:p>
+            <w:pPr>
+              <w:spacing w:after="50" w:before="0"/>
+            </w:pPr>
+            <w:r>
+              <w:rPr>
+                <w:color w:val="BBBBBB"/>
+                <w:sz w:val="18"/>
+                <w:szCs w:val="18"/>
+              </w:rPr>
+              <w:t xml:space="preserve">____________________________</w:t>
+            </w:r>
+          </w:p>
+          <w:p>
+            <w:pPr>
+              <w:spacing w:after="30" w:before="40"/>
+            </w:pPr>
+            <w:r>
+              <w:rPr>
+                <w:b/>
+                <w:bCs/>
+                <w:color w:val="1A6FB5"/>
+                <w:sz w:val="18"/>
+                <w:szCs w:val="18"/>
+              </w:rPr>
+              <w:t xml:space="preserve">Although... _______________</w:t>
+            </w:r>
+          </w:p>
+          <w:p>
+            <w:pPr>
+              <w:spacing w:after="50" w:before="0"/>
+            </w:pPr>
+            <w:r>
+              <w:rPr>
+                <w:color w:val="BBBBBB"/>
+                <w:sz w:val="18"/>
+                <w:szCs w:val="18"/>
+              </w:rPr>
+              <w:t xml:space="preserve">____________________________</w:t>
+            </w:r>
+          </w:p>
+          <w:p>
+            <w:pPr>
+              <w:spacing w:after="30" w:before="40"/>
+            </w:pPr>
+            <w:r>
+              <w:rPr>
+                <w:b/>
+                <w:bCs/>
+                <w:color w:val="7A5400"/>
+                <w:sz w:val="18"/>
+                <w:szCs w:val="18"/>
+              </w:rPr>
+              <w:t xml:space="preserve">Therefore... ______________</w:t>
+            </w:r>
+          </w:p>
+          <w:p>
+            <w:pPr>
+              <w:spacing w:after="50" w:before="0"/>
+            </w:pPr>
+            <w:r>
+              <w:rPr>
+                <w:color w:val="BBBBBB"/>
+                <w:sz w:val="18"/>
+                <w:szCs w:val="18"/>
+              </w:rPr>
+              <w:t xml:space="preserve">____________________________</w:t>
+            </w:r>
+          </w:p>
+        </w:tc>
+      </w:tr>
+    </w:tbl>
+    <w:p>
+      <w:pPr>
+        <w:spacing w:after="60" w:before="0"/>
+      </w:pPr>
+      <w:r>
+        <w:t xml:space="preserve"/>
+      </w:r>
+    </w:p>
+    <w:tbl>
+      <w:tblPr>
+        <w:tblW w:type="dxa" w:w="9360"/>
+        <w:tblBorders>
+          <w:top w:val="single" w:color="C7D2DD" w:sz="6"/>
+          <w:left w:val="single" w:color="C7D2DD" w:sz="6"/>
+          <w:bottom w:val="single" w:color="C7D2DD" w:sz="6"/>
+          <w:right w:val="single" w:color="C7D2DD" w:sz="6"/>
+          <w:insideH w:val="single" w:color="C7D2DD" w:sz="6"/>
+          <w:insideV w:val="single" w:color="C7D2DD" w:sz="6"/>
+        </w:tblBorders>
+      </w:tblPr>
+      <w:tblGrid>
+        <w:gridCol w:w="2800"/>
+        <w:gridCol w:w="3560"/>
+        <w:gridCol w:w="3000"/>
+      </w:tblGrid>
+      <w:tr>
+        <w:trPr>
+          <w:cantSplit/>
+          <w:tblHeader/>
+        </w:trPr>
+        <w:tc>
+          <w:tcPr>
+            <w:tcW w:type="dxa" w:w="2800"/>
+            <w:shd w:fill="EEF4F8" w:color="auto" w:val="clear"/>
+            <w:tcMar>
+              <w:top w:type="dxa" w:w="60"/>
+              <w:left w:type="dxa" w:w="100"/>
+              <w:bottom w:type="dxa" w:w="60"/>
+              <w:right w:type="dxa" w:w="100"/>
+            </w:tcMar>
+          </w:tcPr>
+          <w:p>
+            <w:pPr>
+              <w:spacing w:after="0" w:before="0"/>
+            </w:pPr>
+            <w:r>
+              <w:rPr>
+                <w:b/>
+                <w:bCs/>
+                <w:color w:val="0F2B3C"/>
+                <w:sz w:val="16"/>
+                <w:szCs w:val="16"/>
+              </w:rPr>
+              <w:t xml:space="preserve">CORE PROBLEM / GIVEN REPRESENTATION</w:t>
+            </w:r>
+          </w:p>
+        </w:tc>
+        <w:tc>
+          <w:tcPr>
+            <w:tcW w:type="dxa" w:w="3560"/>
+            <w:shd w:fill="EEF4F8" w:color="auto" w:val="clear"/>
+            <w:tcMar>
+              <w:top w:type="dxa" w:w="60"/>
+              <w:left w:type="dxa" w:w="100"/>
+              <w:bottom w:type="dxa" w:w="60"/>
+              <w:right w:type="dxa" w:w="100"/>
+            </w:tcMar>
+          </w:tcPr>
+          <w:p>
+            <w:pPr>
+              <w:spacing w:after="0" w:before="0"/>
+            </w:pPr>
+            <w:r>
+              <w:rPr>
+                <w:b/>
+                <w:bCs/>
+                <w:color w:val="0F2B3C"/>
+                <w:sz w:val="16"/>
+                <w:szCs w:val="16"/>
+              </w:rPr>
+              <w:t xml:space="preserve">WORKING SPACE / CALCULATION STEPS</w:t>
+            </w:r>
+          </w:p>
+        </w:tc>
+        <w:tc>
+          <w:tcPr>
+            <w:tcW w:type="dxa" w:w="3000"/>
+            <w:shd w:fill="FBF3E2" w:color="auto" w:val="clear"/>
+            <w:tcMar>
+              <w:top w:type="dxa" w:w="60"/>
+              <w:left w:type="dxa" w:w="100"/>
+              <w:bottom w:type="dxa" w:w="60"/>
+              <w:right w:type="dxa" w:w="100"/>
+            </w:tcMar>
+          </w:tcPr>
+          <w:p>
+            <w:pPr>
+              <w:spacing w:after="0" w:before="0"/>
+            </w:pPr>
+            <w:r>
+              <w:rPr>
+                <w:b/>
+                <w:bCs/>
+                <w:color w:val="7A5400"/>
+                <w:sz w:val="16"/>
+                <w:szCs w:val="16"/>
+              </w:rPr>
+              <w:t xml:space="preserve">EXPLAIN YOUR REASONING</w:t>
+            </w:r>
+          </w:p>
+        </w:tc>
+      </w:tr>
+      <w:tr>
+        <w:trPr>
+          <w:cantSplit/>
+        </w:trPr>
+        <w:tc>
+          <w:tcPr>
+            <w:tcW w:type="dxa" w:w="2800"/>
+            <w:tcMar>
+              <w:top w:type="dxa" w:w="80"/>
+              <w:left w:type="dxa" w:w="100"/>
+              <w:bottom w:type="dxa" w:w="80"/>
+              <w:right w:type="dxa" w:w="100"/>
+            </w:tcMar>
+            <w:vAlign w:val="top"/>
+          </w:tcPr>
+          <w:p>
+            <w:pPr>
+              <w:spacing w:after="40" w:before="0"/>
+            </w:pPr>
+            <w:r>
+              <w:rPr>
+                <w:b/>
+                <w:bCs/>
+                <w:color w:val="0F2B3C"/>
+                <w:sz w:val="20"/>
+                <w:szCs w:val="20"/>
+              </w:rPr>
+              <w:t xml:space="preserve">2.  Write that answer: 3x + 2x = ?</w:t>
+            </w:r>
+          </w:p>
+          <w:p>
+            <w:pPr>
+              <w:spacing w:after="0" w:before="0"/>
+            </w:pPr>
+            <w:r>
+              <w:rPr>
+                <w:color w:val="5E6E7E"/>
+                <w:sz w:val="18"/>
+                <w:szCs w:val="18"/>
+              </w:rPr>
+              <w:t xml:space="preserve">Choices: 6x   /   5   /   5x   /   23x</w:t>
+            </w:r>
+          </w:p>
+        </w:tc>
+        <w:tc>
+          <w:tcPr>
+            <w:tcW w:type="dxa" w:w="3560"/>
+            <w:tcMar>
+              <w:top w:type="dxa" w:w="80"/>
+              <w:left w:type="dxa" w:w="100"/>
+              <w:bottom w:type="dxa" w:w="80"/>
+              <w:right w:type="dxa" w:w="100"/>
+            </w:tcMar>
+            <w:vAlign w:val="top"/>
+          </w:tcPr>
+          <w:p>
+            <w:pPr>
+              <w:spacing w:after="50" w:before="0"/>
+            </w:pPr>
+            <w:r>
+              <w:rPr>
+                <w:color w:val="BBBBBB"/>
+                <w:sz w:val="18"/>
+                <w:szCs w:val="18"/>
+              </w:rPr>
+              <w:t xml:space="preserve">____________________________</w:t>
+            </w:r>
+          </w:p>
+          <w:p>
+            <w:pPr>
+              <w:spacing w:after="50" w:before="0"/>
+            </w:pPr>
+            <w:r>
+              <w:rPr>
+                <w:color w:val="BBBBBB"/>
+                <w:sz w:val="18"/>
+                <w:szCs w:val="18"/>
+              </w:rPr>
+              <w:t xml:space="preserve">____________________________</w:t>
+            </w:r>
+          </w:p>
+          <w:p>
+            <w:pPr>
+              <w:spacing w:after="50" w:before="0"/>
+            </w:pPr>
+            <w:r>
+              <w:rPr>
+                <w:color w:val="BBBBBB"/>
+                <w:sz w:val="18"/>
+                <w:szCs w:val="18"/>
+              </w:rPr>
+              <w:t xml:space="preserve">____________________________</w:t>
+            </w:r>
+          </w:p>
+          <w:p>
+            <w:pPr>
+              <w:spacing w:after="50" w:before="0"/>
+            </w:pPr>
+            <w:r>
+              <w:rPr>
+                <w:color w:val="BBBBBB"/>
+                <w:sz w:val="18"/>
+                <w:szCs w:val="18"/>
+              </w:rPr>
+              <w:t xml:space="preserve">____________________________</w:t>
+            </w:r>
+          </w:p>
+        </w:tc>
+        <w:tc>
+          <w:tcPr>
+            <w:tcW w:type="dxa" w:w="3000"/>
+            <w:shd w:fill="FBF3E2" w:color="auto" w:val="clear"/>
+            <w:tcMar>
+              <w:top w:type="dxa" w:w="80"/>
+              <w:left w:type="dxa" w:w="100"/>
+              <w:bottom w:type="dxa" w:w="80"/>
+              <w:right w:type="dxa" w:w="100"/>
+            </w:tcMar>
+            <w:vAlign w:val="top"/>
+          </w:tcPr>
+          <w:p>
+            <w:pPr>
+              <w:spacing w:after="30" w:before="0"/>
+            </w:pPr>
+            <w:r>
+              <w:rPr>
+                <w:b/>
+                <w:bCs/>
+                <w:color w:val="0F2B3C"/>
+                <w:sz w:val="18"/>
+                <w:szCs w:val="18"/>
+              </w:rPr>
+              <w:t xml:space="preserve">Because... ________________</w:t>
+            </w:r>
+          </w:p>
+          <w:p>
+            <w:pPr>
+              <w:spacing w:after="50" w:before="0"/>
+            </w:pPr>
+            <w:r>
+              <w:rPr>
+                <w:color w:val="BBBBBB"/>
+                <w:sz w:val="18"/>
+                <w:szCs w:val="18"/>
+              </w:rPr>
+              <w:t xml:space="preserve">____________________________</w:t>
+            </w:r>
+          </w:p>
+          <w:p>
+            <w:pPr>
+              <w:spacing w:after="30" w:before="40"/>
+            </w:pPr>
+            <w:r>
+              <w:rPr>
+                <w:b/>
+                <w:bCs/>
+                <w:color w:val="1A6FB5"/>
+                <w:sz w:val="18"/>
+                <w:szCs w:val="18"/>
+              </w:rPr>
+              <w:t xml:space="preserve">Although... _______________</w:t>
+            </w:r>
+          </w:p>
+          <w:p>
+            <w:pPr>
+              <w:spacing w:after="50" w:before="0"/>
+            </w:pPr>
+            <w:r>
+              <w:rPr>
+                <w:color w:val="BBBBBB"/>
+                <w:sz w:val="18"/>
+                <w:szCs w:val="18"/>
+              </w:rPr>
+              <w:t xml:space="preserve">____________________________</w:t>
+            </w:r>
+          </w:p>
+          <w:p>
+            <w:pPr>
+              <w:spacing w:after="30" w:before="40"/>
+            </w:pPr>
+            <w:r>
+              <w:rPr>
+                <w:b/>
+                <w:bCs/>
+                <w:color w:val="7A5400"/>
+                <w:sz w:val="18"/>
+                <w:szCs w:val="18"/>
+              </w:rPr>
+              <w:t xml:space="preserve">Therefore... ______________</w:t>
+            </w:r>
+          </w:p>
+          <w:p>
+            <w:pPr>
+              <w:spacing w:after="50" w:before="0"/>
+            </w:pPr>
+            <w:r>
+              <w:rPr>
+                <w:color w:val="BBBBBB"/>
+                <w:sz w:val="18"/>
+                <w:szCs w:val="18"/>
+              </w:rPr>
+              <w:t xml:space="preserve">____________________________</w:t>
+            </w:r>
+          </w:p>
+        </w:tc>
+      </w:tr>
+    </w:tbl>
+    <w:p>
+      <w:pPr>
+        <w:spacing w:after="60" w:before="0"/>
+      </w:pPr>
+      <w:r>
+        <w:t xml:space="preserve"/>
+      </w:r>
+    </w:p>
+    <w:tbl>
+      <w:tblPr>
+        <w:tblW w:type="dxa" w:w="9360"/>
+        <w:tblBorders>
+          <w:top w:val="single" w:color="C7D2DD" w:sz="6"/>
+          <w:left w:val="single" w:color="C7D2DD" w:sz="6"/>
+          <w:bottom w:val="single" w:color="C7D2DD" w:sz="6"/>
+          <w:right w:val="single" w:color="C7D2DD" w:sz="6"/>
+          <w:insideH w:val="single" w:color="C7D2DD" w:sz="6"/>
+          <w:insideV w:val="single" w:color="C7D2DD" w:sz="6"/>
+        </w:tblBorders>
+      </w:tblPr>
+      <w:tblGrid>
+        <w:gridCol w:w="2800"/>
+        <w:gridCol w:w="3560"/>
+        <w:gridCol w:w="3000"/>
+      </w:tblGrid>
+      <w:tr>
+        <w:trPr>
+          <w:cantSplit/>
+          <w:tblHeader/>
+        </w:trPr>
+        <w:tc>
+          <w:tcPr>
+            <w:tcW w:type="dxa" w:w="2800"/>
+            <w:shd w:fill="EEF4F8" w:color="auto" w:val="clear"/>
+            <w:tcMar>
+              <w:top w:type="dxa" w:w="60"/>
+              <w:left w:type="dxa" w:w="100"/>
+              <w:bottom w:type="dxa" w:w="60"/>
+              <w:right w:type="dxa" w:w="100"/>
+            </w:tcMar>
+          </w:tcPr>
+          <w:p>
+            <w:pPr>
+              <w:spacing w:after="0" w:before="0"/>
+            </w:pPr>
+            <w:r>
+              <w:rPr>
+                <w:b/>
+                <w:bCs/>
+                <w:color w:val="0F2B3C"/>
+                <w:sz w:val="16"/>
+                <w:szCs w:val="16"/>
+              </w:rPr>
+              <w:t xml:space="preserve">CORE PROBLEM / GIVEN REPRESENTATION</w:t>
+            </w:r>
+          </w:p>
+        </w:tc>
+        <w:tc>
+          <w:tcPr>
+            <w:tcW w:type="dxa" w:w="3560"/>
+            <w:shd w:fill="EEF4F8" w:color="auto" w:val="clear"/>
+            <w:tcMar>
+              <w:top w:type="dxa" w:w="60"/>
+              <w:left w:type="dxa" w:w="100"/>
+              <w:bottom w:type="dxa" w:w="60"/>
+              <w:right w:type="dxa" w:w="100"/>
+            </w:tcMar>
+          </w:tcPr>
+          <w:p>
+            <w:pPr>
+              <w:spacing w:after="0" w:before="0"/>
+            </w:pPr>
+            <w:r>
+              <w:rPr>
+                <w:b/>
+                <w:bCs/>
+                <w:color w:val="0F2B3C"/>
+                <w:sz w:val="16"/>
+                <w:szCs w:val="16"/>
+              </w:rPr>
+              <w:t xml:space="preserve">WORKING SPACE / CALCULATION STEPS</w:t>
+            </w:r>
+          </w:p>
+        </w:tc>
+        <w:tc>
+          <w:tcPr>
+            <w:tcW w:type="dxa" w:w="3000"/>
+            <w:shd w:fill="FBF3E2" w:color="auto" w:val="clear"/>
+            <w:tcMar>
+              <w:top w:type="dxa" w:w="60"/>
+              <w:left w:type="dxa" w:w="100"/>
+              <w:bottom w:type="dxa" w:w="60"/>
+              <w:right w:type="dxa" w:w="100"/>
+            </w:tcMar>
+          </w:tcPr>
+          <w:p>
+            <w:pPr>
+              <w:spacing w:after="0" w:before="0"/>
+            </w:pPr>
+            <w:r>
+              <w:rPr>
+                <w:b/>
+                <w:bCs/>
+                <w:color w:val="7A5400"/>
+                <w:sz w:val="16"/>
+                <w:szCs w:val="16"/>
+              </w:rPr>
+              <w:t xml:space="preserve">EXPLAIN YOUR REASONING</w:t>
+            </w:r>
+          </w:p>
+        </w:tc>
+      </w:tr>
+      <w:tr>
+        <w:trPr>
+          <w:cantSplit/>
+        </w:trPr>
+        <w:tc>
+          <w:tcPr>
+            <w:tcW w:type="dxa" w:w="2800"/>
+            <w:tcMar>
+              <w:top w:type="dxa" w:w="80"/>
+              <w:left w:type="dxa" w:w="100"/>
+              <w:bottom w:type="dxa" w:w="80"/>
+              <w:right w:type="dxa" w:w="100"/>
+            </w:tcMar>
+            <w:vAlign w:val="top"/>
+          </w:tcPr>
+          <w:p>
+            <w:pPr>
+              <w:spacing w:after="40" w:before="0"/>
+            </w:pPr>
+            <w:r>
+              <w:rPr>
+                <w:b/>
+                <w:bCs/>
+                <w:color w:val="0F2B3C"/>
+                <w:sz w:val="20"/>
+                <w:szCs w:val="20"/>
+              </w:rPr>
+              <w:t xml:space="preserve">3.  4 + 2 (just the plain numbers) = ___</w:t>
+            </w:r>
+          </w:p>
+        </w:tc>
+        <w:tc>
+          <w:tcPr>
+            <w:tcW w:type="dxa" w:w="3560"/>
+            <w:tcMar>
+              <w:top w:type="dxa" w:w="80"/>
+              <w:left w:type="dxa" w:w="100"/>
+              <w:bottom w:type="dxa" w:w="80"/>
+              <w:right w:type="dxa" w:w="100"/>
+            </w:tcMar>
+            <w:vAlign w:val="top"/>
+          </w:tcPr>
+          <w:p>
+            <w:pPr>
+              <w:spacing w:after="50" w:before="0"/>
+            </w:pPr>
+            <w:r>
+              <w:rPr>
+                <w:color w:val="BBBBBB"/>
+                <w:sz w:val="18"/>
+                <w:szCs w:val="18"/>
+              </w:rPr>
+              <w:t xml:space="preserve">____________________________</w:t>
+            </w:r>
+          </w:p>
+          <w:p>
+            <w:pPr>
+              <w:spacing w:after="50" w:before="0"/>
+            </w:pPr>
+            <w:r>
+              <w:rPr>
+                <w:color w:val="BBBBBB"/>
+                <w:sz w:val="18"/>
+                <w:szCs w:val="18"/>
+              </w:rPr>
+              <w:t xml:space="preserve">____________________________</w:t>
+            </w:r>
+          </w:p>
+          <w:p>
+            <w:pPr>
+              <w:spacing w:after="50" w:before="0"/>
+            </w:pPr>
+            <w:r>
+              <w:rPr>
+                <w:color w:val="BBBBBB"/>
+                <w:sz w:val="18"/>
+                <w:szCs w:val="18"/>
+              </w:rPr>
+              <w:t xml:space="preserve">____________________________</w:t>
+            </w:r>
+          </w:p>
+          <w:p>
+            <w:pPr>
+              <w:spacing w:after="50" w:before="0"/>
+            </w:pPr>
+            <w:r>
+              <w:rPr>
+                <w:color w:val="BBBBBB"/>
+                <w:sz w:val="18"/>
+                <w:szCs w:val="18"/>
+              </w:rPr>
+              <w:t xml:space="preserve">____________________________</w:t>
+            </w:r>
+          </w:p>
+        </w:tc>
+        <w:tc>
+          <w:tcPr>
+            <w:tcW w:type="dxa" w:w="3000"/>
+            <w:shd w:fill="FBF3E2" w:color="auto" w:val="clear"/>
+            <w:tcMar>
+              <w:top w:type="dxa" w:w="80"/>
+              <w:left w:type="dxa" w:w="100"/>
+              <w:bottom w:type="dxa" w:w="80"/>
+              <w:right w:type="dxa" w:w="100"/>
+            </w:tcMar>
+            <w:vAlign w:val="top"/>
+          </w:tcPr>
+          <w:p>
+            <w:pPr>
+              <w:spacing w:after="30" w:before="0"/>
+            </w:pPr>
+            <w:r>
+              <w:rPr>
+                <w:b/>
+                <w:bCs/>
+                <w:color w:val="0F2B3C"/>
+                <w:sz w:val="18"/>
+                <w:szCs w:val="18"/>
+              </w:rPr>
+              <w:t xml:space="preserve">Because... ________________</w:t>
+            </w:r>
+          </w:p>
+          <w:p>
+            <w:pPr>
+              <w:spacing w:after="50" w:before="0"/>
+            </w:pPr>
+            <w:r>
+              <w:rPr>
+                <w:color w:val="BBBBBB"/>
+                <w:sz w:val="18"/>
+                <w:szCs w:val="18"/>
+              </w:rPr>
+              <w:t xml:space="preserve">____________________________</w:t>
+            </w:r>
+          </w:p>
+          <w:p>
+            <w:pPr>
+              <w:spacing w:after="30" w:before="40"/>
+            </w:pPr>
+            <w:r>
+              <w:rPr>
+                <w:b/>
+                <w:bCs/>
+                <w:color w:val="1A6FB5"/>
+                <w:sz w:val="18"/>
+                <w:szCs w:val="18"/>
+              </w:rPr>
+              <w:t xml:space="preserve">Although... _______________</w:t>
+            </w:r>
+          </w:p>
+          <w:p>
+            <w:pPr>
+              <w:spacing w:after="50" w:before="0"/>
+            </w:pPr>
+            <w:r>
+              <w:rPr>
+                <w:color w:val="BBBBBB"/>
+                <w:sz w:val="18"/>
+                <w:szCs w:val="18"/>
+              </w:rPr>
+              <w:t xml:space="preserve">____________________________</w:t>
+            </w:r>
+          </w:p>
+          <w:p>
+            <w:pPr>
+              <w:spacing w:after="30" w:before="40"/>
+            </w:pPr>
+            <w:r>
+              <w:rPr>
+                <w:b/>
+                <w:bCs/>
+                <w:color w:val="7A5400"/>
+                <w:sz w:val="18"/>
+                <w:szCs w:val="18"/>
+              </w:rPr>
+              <w:t xml:space="preserve">Therefore... ______________</w:t>
+            </w:r>
+          </w:p>
+          <w:p>
+            <w:pPr>
+              <w:spacing w:after="50" w:before="0"/>
+            </w:pPr>
+            <w:r>
+              <w:rPr>
+                <w:color w:val="BBBBBB"/>
+                <w:sz w:val="18"/>
+                <w:szCs w:val="18"/>
+              </w:rPr>
+              <w:t xml:space="preserve">____________________________</w:t>
+            </w:r>
+          </w:p>
+        </w:tc>
+      </w:tr>
+    </w:tbl>
+    <w:p>
+      <w:pPr>
+        <w:spacing w:after="60" w:before="0"/>
+      </w:pPr>
+      <w:r>
+        <w:t xml:space="preserve"/>
       </w:r>
     </w:p>
     <w:p>
@@ -336,76 +3148,642 @@
         <w:t xml:space="preserve">Warm up straight into simplifying.</w:t>
       </w:r>
     </w:p>
-    <w:p>
-      <w:pPr>
-        <w:spacing w:after="40" w:before="0"/>
-      </w:pPr>
-      <w:r>
-        <w:rPr>
-          <w:sz w:val="22"/>
-          <w:szCs w:val="22"/>
-        </w:rPr>
-        <w:t xml:space="preserve">1.  Simplify 4x + 3x.</w:t>
-      </w:r>
-    </w:p>
-    <w:p>
-      <w:pPr>
-        <w:spacing w:after="40" w:before="0"/>
-      </w:pPr>
-      <w:r>
-        <w:rPr>
-          <w:color w:val="5E6E7E"/>
-          <w:sz w:val="20"/>
-          <w:szCs w:val="20"/>
-        </w:rPr>
-        <w:t xml:space="preserve">     choices: 7   /   7x   /   12x   /   43x</w:t>
-      </w:r>
-    </w:p>
-    <w:p>
-      <w:pPr>
-        <w:spacing w:after="80" w:before="0"/>
-      </w:pPr>
-      <w:r>
-        <w:rPr>
-          <w:color w:val="BBBBBB"/>
-        </w:rPr>
-        <w:t xml:space="preserve">____________________________________________________</w:t>
-      </w:r>
-    </w:p>
-    <w:p>
-      <w:pPr>
-        <w:spacing w:after="40" w:before="0"/>
-      </w:pPr>
-      <w:r>
-        <w:rPr>
-          <w:sz w:val="22"/>
-          <w:szCs w:val="22"/>
-        </w:rPr>
-        <w:t xml:space="preserve">2.  Simplify 2x + 5 + 3 (combine the plain numbers).</w:t>
-      </w:r>
-    </w:p>
-    <w:p>
-      <w:pPr>
-        <w:spacing w:after="40" w:before="0"/>
-      </w:pPr>
-      <w:r>
-        <w:rPr>
-          <w:color w:val="5E6E7E"/>
-          <w:sz w:val="20"/>
-          <w:szCs w:val="20"/>
-        </w:rPr>
-        <w:t xml:space="preserve">     choices: 2x + 8   /   10x   /   2x + 15   /   8x</w:t>
-      </w:r>
-    </w:p>
-    <w:p>
-      <w:pPr>
-        <w:spacing w:after="80" w:before="0"/>
-      </w:pPr>
-      <w:r>
-        <w:rPr>
-          <w:color w:val="BBBBBB"/>
-        </w:rPr>
-        <w:t xml:space="preserve">____________________________________________________</w:t>
+    <w:tbl>
+      <w:tblPr>
+        <w:tblW w:type="dxa" w:w="9360"/>
+        <w:tblBorders>
+          <w:top w:val="single" w:color="C7D2DD" w:sz="6"/>
+          <w:left w:val="single" w:color="C7D2DD" w:sz="6"/>
+          <w:bottom w:val="single" w:color="C7D2DD" w:sz="6"/>
+          <w:right w:val="single" w:color="C7D2DD" w:sz="6"/>
+          <w:insideH w:val="single" w:color="C7D2DD" w:sz="6"/>
+          <w:insideV w:val="single" w:color="C7D2DD" w:sz="6"/>
+        </w:tblBorders>
+      </w:tblPr>
+      <w:tblGrid>
+        <w:gridCol w:w="2800"/>
+        <w:gridCol w:w="3560"/>
+        <w:gridCol w:w="3000"/>
+      </w:tblGrid>
+      <w:tr>
+        <w:trPr>
+          <w:cantSplit/>
+          <w:tblHeader/>
+        </w:trPr>
+        <w:tc>
+          <w:tcPr>
+            <w:tcW w:type="dxa" w:w="2800"/>
+            <w:shd w:fill="EEF4F8" w:color="auto" w:val="clear"/>
+            <w:tcMar>
+              <w:top w:type="dxa" w:w="60"/>
+              <w:left w:type="dxa" w:w="100"/>
+              <w:bottom w:type="dxa" w:w="60"/>
+              <w:right w:type="dxa" w:w="100"/>
+            </w:tcMar>
+          </w:tcPr>
+          <w:p>
+            <w:pPr>
+              <w:spacing w:after="0" w:before="0"/>
+            </w:pPr>
+            <w:r>
+              <w:rPr>
+                <w:b/>
+                <w:bCs/>
+                <w:color w:val="0F2B3C"/>
+                <w:sz w:val="16"/>
+                <w:szCs w:val="16"/>
+              </w:rPr>
+              <w:t xml:space="preserve">CORE PROBLEM / GIVEN REPRESENTATION</w:t>
+            </w:r>
+          </w:p>
+        </w:tc>
+        <w:tc>
+          <w:tcPr>
+            <w:tcW w:type="dxa" w:w="3560"/>
+            <w:shd w:fill="EEF4F8" w:color="auto" w:val="clear"/>
+            <w:tcMar>
+              <w:top w:type="dxa" w:w="60"/>
+              <w:left w:type="dxa" w:w="100"/>
+              <w:bottom w:type="dxa" w:w="60"/>
+              <w:right w:type="dxa" w:w="100"/>
+            </w:tcMar>
+          </w:tcPr>
+          <w:p>
+            <w:pPr>
+              <w:spacing w:after="0" w:before="0"/>
+            </w:pPr>
+            <w:r>
+              <w:rPr>
+                <w:b/>
+                <w:bCs/>
+                <w:color w:val="0F2B3C"/>
+                <w:sz w:val="16"/>
+                <w:szCs w:val="16"/>
+              </w:rPr>
+              <w:t xml:space="preserve">WORKING SPACE / CALCULATION STEPS</w:t>
+            </w:r>
+          </w:p>
+        </w:tc>
+        <w:tc>
+          <w:tcPr>
+            <w:tcW w:type="dxa" w:w="3000"/>
+            <w:shd w:fill="FBF3E2" w:color="auto" w:val="clear"/>
+            <w:tcMar>
+              <w:top w:type="dxa" w:w="60"/>
+              <w:left w:type="dxa" w:w="100"/>
+              <w:bottom w:type="dxa" w:w="60"/>
+              <w:right w:type="dxa" w:w="100"/>
+            </w:tcMar>
+          </w:tcPr>
+          <w:p>
+            <w:pPr>
+              <w:spacing w:after="0" w:before="0"/>
+            </w:pPr>
+            <w:r>
+              <w:rPr>
+                <w:b/>
+                <w:bCs/>
+                <w:color w:val="7A5400"/>
+                <w:sz w:val="16"/>
+                <w:szCs w:val="16"/>
+              </w:rPr>
+              <w:t xml:space="preserve">EXPLAIN YOUR REASONING</w:t>
+            </w:r>
+          </w:p>
+        </w:tc>
+      </w:tr>
+      <w:tr>
+        <w:trPr>
+          <w:cantSplit/>
+        </w:trPr>
+        <w:tc>
+          <w:tcPr>
+            <w:tcW w:type="dxa" w:w="2800"/>
+            <w:tcMar>
+              <w:top w:type="dxa" w:w="80"/>
+              <w:left w:type="dxa" w:w="100"/>
+              <w:bottom w:type="dxa" w:w="80"/>
+              <w:right w:type="dxa" w:w="100"/>
+            </w:tcMar>
+            <w:vAlign w:val="top"/>
+          </w:tcPr>
+          <w:p>
+            <w:pPr>
+              <w:spacing w:after="40" w:before="0"/>
+            </w:pPr>
+            <w:r>
+              <w:rPr>
+                <w:b/>
+                <w:bCs/>
+                <w:color w:val="0F2B3C"/>
+                <w:sz w:val="20"/>
+                <w:szCs w:val="20"/>
+              </w:rPr>
+              <w:t xml:space="preserve">1.  Simplify 4x + 3x.</w:t>
+            </w:r>
+          </w:p>
+          <w:p>
+            <w:pPr>
+              <w:spacing w:after="0" w:before="0"/>
+            </w:pPr>
+            <w:r>
+              <w:rPr>
+                <w:color w:val="5E6E7E"/>
+                <w:sz w:val="18"/>
+                <w:szCs w:val="18"/>
+              </w:rPr>
+              <w:t xml:space="preserve">Choices: 7   /   7x   /   12x   /   43x</w:t>
+            </w:r>
+          </w:p>
+        </w:tc>
+        <w:tc>
+          <w:tcPr>
+            <w:tcW w:type="dxa" w:w="3560"/>
+            <w:tcMar>
+              <w:top w:type="dxa" w:w="80"/>
+              <w:left w:type="dxa" w:w="100"/>
+              <w:bottom w:type="dxa" w:w="80"/>
+              <w:right w:type="dxa" w:w="100"/>
+            </w:tcMar>
+            <w:vAlign w:val="top"/>
+          </w:tcPr>
+          <w:p>
+            <w:pPr>
+              <w:spacing w:after="50" w:before="0"/>
+            </w:pPr>
+            <w:r>
+              <w:rPr>
+                <w:color w:val="BBBBBB"/>
+                <w:sz w:val="18"/>
+                <w:szCs w:val="18"/>
+              </w:rPr>
+              <w:t xml:space="preserve">____________________________</w:t>
+            </w:r>
+          </w:p>
+          <w:p>
+            <w:pPr>
+              <w:spacing w:after="50" w:before="0"/>
+            </w:pPr>
+            <w:r>
+              <w:rPr>
+                <w:color w:val="BBBBBB"/>
+                <w:sz w:val="18"/>
+                <w:szCs w:val="18"/>
+              </w:rPr>
+              <w:t xml:space="preserve">____________________________</w:t>
+            </w:r>
+          </w:p>
+          <w:p>
+            <w:pPr>
+              <w:spacing w:after="50" w:before="0"/>
+            </w:pPr>
+            <w:r>
+              <w:rPr>
+                <w:color w:val="BBBBBB"/>
+                <w:sz w:val="18"/>
+                <w:szCs w:val="18"/>
+              </w:rPr>
+              <w:t xml:space="preserve">____________________________</w:t>
+            </w:r>
+          </w:p>
+          <w:p>
+            <w:pPr>
+              <w:spacing w:after="50" w:before="0"/>
+            </w:pPr>
+            <w:r>
+              <w:rPr>
+                <w:color w:val="BBBBBB"/>
+                <w:sz w:val="18"/>
+                <w:szCs w:val="18"/>
+              </w:rPr>
+              <w:t xml:space="preserve">____________________________</w:t>
+            </w:r>
+          </w:p>
+        </w:tc>
+        <w:tc>
+          <w:tcPr>
+            <w:tcW w:type="dxa" w:w="3000"/>
+            <w:shd w:fill="FBF3E2" w:color="auto" w:val="clear"/>
+            <w:tcMar>
+              <w:top w:type="dxa" w:w="80"/>
+              <w:left w:type="dxa" w:w="100"/>
+              <w:bottom w:type="dxa" w:w="80"/>
+              <w:right w:type="dxa" w:w="100"/>
+            </w:tcMar>
+            <w:vAlign w:val="top"/>
+          </w:tcPr>
+          <w:p>
+            <w:pPr>
+              <w:spacing w:after="30" w:before="0"/>
+            </w:pPr>
+            <w:r>
+              <w:rPr>
+                <w:b/>
+                <w:bCs/>
+                <w:color w:val="0F2B3C"/>
+                <w:sz w:val="18"/>
+                <w:szCs w:val="18"/>
+              </w:rPr>
+              <w:t xml:space="preserve">Because... ________________</w:t>
+            </w:r>
+          </w:p>
+          <w:p>
+            <w:pPr>
+              <w:spacing w:after="50" w:before="0"/>
+            </w:pPr>
+            <w:r>
+              <w:rPr>
+                <w:color w:val="BBBBBB"/>
+                <w:sz w:val="18"/>
+                <w:szCs w:val="18"/>
+              </w:rPr>
+              <w:t xml:space="preserve">____________________________</w:t>
+            </w:r>
+          </w:p>
+          <w:p>
+            <w:pPr>
+              <w:spacing w:after="30" w:before="40"/>
+            </w:pPr>
+            <w:r>
+              <w:rPr>
+                <w:b/>
+                <w:bCs/>
+                <w:color w:val="1A6FB5"/>
+                <w:sz w:val="18"/>
+                <w:szCs w:val="18"/>
+              </w:rPr>
+              <w:t xml:space="preserve">Although... _______________</w:t>
+            </w:r>
+          </w:p>
+          <w:p>
+            <w:pPr>
+              <w:spacing w:after="50" w:before="0"/>
+            </w:pPr>
+            <w:r>
+              <w:rPr>
+                <w:color w:val="BBBBBB"/>
+                <w:sz w:val="18"/>
+                <w:szCs w:val="18"/>
+              </w:rPr>
+              <w:t xml:space="preserve">____________________________</w:t>
+            </w:r>
+          </w:p>
+          <w:p>
+            <w:pPr>
+              <w:spacing w:after="30" w:before="40"/>
+            </w:pPr>
+            <w:r>
+              <w:rPr>
+                <w:b/>
+                <w:bCs/>
+                <w:color w:val="7A5400"/>
+                <w:sz w:val="18"/>
+                <w:szCs w:val="18"/>
+              </w:rPr>
+              <w:t xml:space="preserve">Therefore... ______________</w:t>
+            </w:r>
+          </w:p>
+          <w:p>
+            <w:pPr>
+              <w:spacing w:after="50" w:before="0"/>
+            </w:pPr>
+            <w:r>
+              <w:rPr>
+                <w:color w:val="BBBBBB"/>
+                <w:sz w:val="18"/>
+                <w:szCs w:val="18"/>
+              </w:rPr>
+              <w:t xml:space="preserve">____________________________</w:t>
+            </w:r>
+          </w:p>
+        </w:tc>
+      </w:tr>
+    </w:tbl>
+    <w:p>
+      <w:pPr>
+        <w:spacing w:after="60" w:before="0"/>
+      </w:pPr>
+      <w:r>
+        <w:t xml:space="preserve"/>
+      </w:r>
+    </w:p>
+    <w:tbl>
+      <w:tblPr>
+        <w:tblW w:type="dxa" w:w="9360"/>
+        <w:tblBorders>
+          <w:top w:val="single" w:color="C7D2DD" w:sz="6"/>
+          <w:left w:val="single" w:color="C7D2DD" w:sz="6"/>
+          <w:bottom w:val="single" w:color="C7D2DD" w:sz="6"/>
+          <w:right w:val="single" w:color="C7D2DD" w:sz="6"/>
+          <w:insideH w:val="single" w:color="C7D2DD" w:sz="6"/>
+          <w:insideV w:val="single" w:color="C7D2DD" w:sz="6"/>
+        </w:tblBorders>
+      </w:tblPr>
+      <w:tblGrid>
+        <w:gridCol w:w="2800"/>
+        <w:gridCol w:w="3560"/>
+        <w:gridCol w:w="3000"/>
+      </w:tblGrid>
+      <w:tr>
+        <w:trPr>
+          <w:cantSplit/>
+          <w:tblHeader/>
+        </w:trPr>
+        <w:tc>
+          <w:tcPr>
+            <w:tcW w:type="dxa" w:w="2800"/>
+            <w:shd w:fill="EEF4F8" w:color="auto" w:val="clear"/>
+            <w:tcMar>
+              <w:top w:type="dxa" w:w="60"/>
+              <w:left w:type="dxa" w:w="100"/>
+              <w:bottom w:type="dxa" w:w="60"/>
+              <w:right w:type="dxa" w:w="100"/>
+            </w:tcMar>
+          </w:tcPr>
+          <w:p>
+            <w:pPr>
+              <w:spacing w:after="0" w:before="0"/>
+            </w:pPr>
+            <w:r>
+              <w:rPr>
+                <w:b/>
+                <w:bCs/>
+                <w:color w:val="0F2B3C"/>
+                <w:sz w:val="16"/>
+                <w:szCs w:val="16"/>
+              </w:rPr>
+              <w:t xml:space="preserve">CORE PROBLEM / GIVEN REPRESENTATION</w:t>
+            </w:r>
+          </w:p>
+        </w:tc>
+        <w:tc>
+          <w:tcPr>
+            <w:tcW w:type="dxa" w:w="3560"/>
+            <w:shd w:fill="EEF4F8" w:color="auto" w:val="clear"/>
+            <w:tcMar>
+              <w:top w:type="dxa" w:w="60"/>
+              <w:left w:type="dxa" w:w="100"/>
+              <w:bottom w:type="dxa" w:w="60"/>
+              <w:right w:type="dxa" w:w="100"/>
+            </w:tcMar>
+          </w:tcPr>
+          <w:p>
+            <w:pPr>
+              <w:spacing w:after="0" w:before="0"/>
+            </w:pPr>
+            <w:r>
+              <w:rPr>
+                <w:b/>
+                <w:bCs/>
+                <w:color w:val="0F2B3C"/>
+                <w:sz w:val="16"/>
+                <w:szCs w:val="16"/>
+              </w:rPr>
+              <w:t xml:space="preserve">WORKING SPACE / CALCULATION STEPS</w:t>
+            </w:r>
+          </w:p>
+        </w:tc>
+        <w:tc>
+          <w:tcPr>
+            <w:tcW w:type="dxa" w:w="3000"/>
+            <w:shd w:fill="FBF3E2" w:color="auto" w:val="clear"/>
+            <w:tcMar>
+              <w:top w:type="dxa" w:w="60"/>
+              <w:left w:type="dxa" w:w="100"/>
+              <w:bottom w:type="dxa" w:w="60"/>
+              <w:right w:type="dxa" w:w="100"/>
+            </w:tcMar>
+          </w:tcPr>
+          <w:p>
+            <w:pPr>
+              <w:spacing w:after="0" w:before="0"/>
+            </w:pPr>
+            <w:r>
+              <w:rPr>
+                <w:b/>
+                <w:bCs/>
+                <w:color w:val="7A5400"/>
+                <w:sz w:val="16"/>
+                <w:szCs w:val="16"/>
+              </w:rPr>
+              <w:t xml:space="preserve">EXPLAIN YOUR REASONING</w:t>
+            </w:r>
+          </w:p>
+        </w:tc>
+      </w:tr>
+      <w:tr>
+        <w:trPr>
+          <w:cantSplit/>
+        </w:trPr>
+        <w:tc>
+          <w:tcPr>
+            <w:tcW w:type="dxa" w:w="2800"/>
+            <w:tcMar>
+              <w:top w:type="dxa" w:w="80"/>
+              <w:left w:type="dxa" w:w="100"/>
+              <w:bottom w:type="dxa" w:w="80"/>
+              <w:right w:type="dxa" w:w="100"/>
+            </w:tcMar>
+            <w:vAlign w:val="top"/>
+          </w:tcPr>
+          <w:p>
+            <w:pPr>
+              <w:spacing w:after="40" w:before="0"/>
+            </w:pPr>
+            <w:r>
+              <w:rPr>
+                <w:b/>
+                <w:bCs/>
+                <w:color w:val="0F2B3C"/>
+                <w:sz w:val="20"/>
+                <w:szCs w:val="20"/>
+              </w:rPr>
+              <w:t xml:space="preserve">2.  Simplify 2x + 5 + 3 (combine the plain numbers).</w:t>
+            </w:r>
+          </w:p>
+          <w:p>
+            <w:pPr>
+              <w:spacing w:after="0" w:before="0"/>
+            </w:pPr>
+            <w:r>
+              <w:rPr>
+                <w:color w:val="5E6E7E"/>
+                <w:sz w:val="18"/>
+                <w:szCs w:val="18"/>
+              </w:rPr>
+              <w:t xml:space="preserve">Choices: 2x + 8   /   10x   /   2x + 15   /   8x</w:t>
+            </w:r>
+          </w:p>
+        </w:tc>
+        <w:tc>
+          <w:tcPr>
+            <w:tcW w:type="dxa" w:w="3560"/>
+            <w:tcMar>
+              <w:top w:type="dxa" w:w="80"/>
+              <w:left w:type="dxa" w:w="100"/>
+              <w:bottom w:type="dxa" w:w="80"/>
+              <w:right w:type="dxa" w:w="100"/>
+            </w:tcMar>
+            <w:vAlign w:val="top"/>
+          </w:tcPr>
+          <w:p>
+            <w:pPr>
+              <w:spacing w:after="50" w:before="0"/>
+            </w:pPr>
+            <w:r>
+              <w:rPr>
+                <w:color w:val="BBBBBB"/>
+                <w:sz w:val="18"/>
+                <w:szCs w:val="18"/>
+              </w:rPr>
+              <w:t xml:space="preserve">____________________________</w:t>
+            </w:r>
+          </w:p>
+          <w:p>
+            <w:pPr>
+              <w:spacing w:after="50" w:before="0"/>
+            </w:pPr>
+            <w:r>
+              <w:rPr>
+                <w:color w:val="BBBBBB"/>
+                <w:sz w:val="18"/>
+                <w:szCs w:val="18"/>
+              </w:rPr>
+              <w:t xml:space="preserve">____________________________</w:t>
+            </w:r>
+          </w:p>
+          <w:p>
+            <w:pPr>
+              <w:spacing w:after="50" w:before="0"/>
+            </w:pPr>
+            <w:r>
+              <w:rPr>
+                <w:color w:val="BBBBBB"/>
+                <w:sz w:val="18"/>
+                <w:szCs w:val="18"/>
+              </w:rPr>
+              <w:t xml:space="preserve">____________________________</w:t>
+            </w:r>
+          </w:p>
+          <w:p>
+            <w:pPr>
+              <w:spacing w:after="50" w:before="0"/>
+            </w:pPr>
+            <w:r>
+              <w:rPr>
+                <w:color w:val="BBBBBB"/>
+                <w:sz w:val="18"/>
+                <w:szCs w:val="18"/>
+              </w:rPr>
+              <w:t xml:space="preserve">____________________________</w:t>
+            </w:r>
+          </w:p>
+        </w:tc>
+        <w:tc>
+          <w:tcPr>
+            <w:tcW w:type="dxa" w:w="3000"/>
+            <w:shd w:fill="FBF3E2" w:color="auto" w:val="clear"/>
+            <w:tcMar>
+              <w:top w:type="dxa" w:w="80"/>
+              <w:left w:type="dxa" w:w="100"/>
+              <w:bottom w:type="dxa" w:w="80"/>
+              <w:right w:type="dxa" w:w="100"/>
+            </w:tcMar>
+            <w:vAlign w:val="top"/>
+          </w:tcPr>
+          <w:p>
+            <w:pPr>
+              <w:spacing w:after="30" w:before="0"/>
+            </w:pPr>
+            <w:r>
+              <w:rPr>
+                <w:b/>
+                <w:bCs/>
+                <w:color w:val="0F2B3C"/>
+                <w:sz w:val="18"/>
+                <w:szCs w:val="18"/>
+              </w:rPr>
+              <w:t xml:space="preserve">Because... ________________</w:t>
+            </w:r>
+          </w:p>
+          <w:p>
+            <w:pPr>
+              <w:spacing w:after="50" w:before="0"/>
+            </w:pPr>
+            <w:r>
+              <w:rPr>
+                <w:color w:val="BBBBBB"/>
+                <w:sz w:val="18"/>
+                <w:szCs w:val="18"/>
+              </w:rPr>
+              <w:t xml:space="preserve">____________________________</w:t>
+            </w:r>
+          </w:p>
+          <w:p>
+            <w:pPr>
+              <w:spacing w:after="30" w:before="40"/>
+            </w:pPr>
+            <w:r>
+              <w:rPr>
+                <w:b/>
+                <w:bCs/>
+                <w:color w:val="1A6FB5"/>
+                <w:sz w:val="18"/>
+                <w:szCs w:val="18"/>
+              </w:rPr>
+              <w:t xml:space="preserve">Although... _______________</w:t>
+            </w:r>
+          </w:p>
+          <w:p>
+            <w:pPr>
+              <w:spacing w:after="50" w:before="0"/>
+            </w:pPr>
+            <w:r>
+              <w:rPr>
+                <w:color w:val="BBBBBB"/>
+                <w:sz w:val="18"/>
+                <w:szCs w:val="18"/>
+              </w:rPr>
+              <w:t xml:space="preserve">____________________________</w:t>
+            </w:r>
+          </w:p>
+          <w:p>
+            <w:pPr>
+              <w:spacing w:after="30" w:before="40"/>
+            </w:pPr>
+            <w:r>
+              <w:rPr>
+                <w:b/>
+                <w:bCs/>
+                <w:color w:val="7A5400"/>
+                <w:sz w:val="18"/>
+                <w:szCs w:val="18"/>
+              </w:rPr>
+              <w:t xml:space="preserve">Therefore... ______________</w:t>
+            </w:r>
+          </w:p>
+          <w:p>
+            <w:pPr>
+              <w:spacing w:after="50" w:before="0"/>
+            </w:pPr>
+            <w:r>
+              <w:rPr>
+                <w:color w:val="BBBBBB"/>
+                <w:sz w:val="18"/>
+                <w:szCs w:val="18"/>
+              </w:rPr>
+              <w:t xml:space="preserve">____________________________</w:t>
+            </w:r>
+          </w:p>
+        </w:tc>
+      </w:tr>
+    </w:tbl>
+    <w:p>
+      <w:pPr>
+        <w:spacing w:after="60" w:before="0"/>
+      </w:pPr>
+      <w:r>
+        <w:t xml:space="preserve"/>
       </w:r>
     </w:p>
     <w:p>
@@ -482,6 +3860,141 @@
         <w:t xml:space="preserve">____________________________________________________</w:t>
       </w:r>
     </w:p>
+    <w:tbl>
+      <w:tblPr>
+        <w:tblW w:type="dxa" w:w="9360"/>
+        <w:tblBorders>
+          <w:top w:val="single" w:color="C7D2DD" w:sz="6"/>
+          <w:left w:val="single" w:color="C7D2DD" w:sz="6"/>
+          <w:bottom w:val="single" w:color="C7D2DD" w:sz="6"/>
+          <w:right w:val="single" w:color="C7D2DD" w:sz="6"/>
+          <w:insideH w:val="single" w:color="C7D2DD" w:sz="6"/>
+          <w:insideV w:val="single" w:color="C7D2DD" w:sz="6"/>
+        </w:tblBorders>
+      </w:tblPr>
+      <w:tblGrid>
+        <w:gridCol w:w="3120"/>
+        <w:gridCol w:w="3120"/>
+        <w:gridCol w:w="3120"/>
+      </w:tblGrid>
+      <w:tr>
+        <w:trPr>
+          <w:cantSplit/>
+          <w:tblHeader/>
+        </w:trPr>
+        <w:tc>
+          <w:tcPr>
+            <w:tcW w:type="dxa" w:w="9360"/>
+            <w:gridSpan w:val="3"/>
+            <w:shd w:fill="EEF4F8" w:color="auto" w:val="clear"/>
+            <w:tcMar>
+              <w:top w:type="dxa" w:w="60"/>
+              <w:left w:type="dxa" w:w="100"/>
+              <w:bottom w:type="dxa" w:w="60"/>
+              <w:right w:type="dxa" w:w="100"/>
+            </w:tcMar>
+          </w:tcPr>
+          <w:p>
+            <w:pPr>
+              <w:spacing w:after="0" w:before="0"/>
+            </w:pPr>
+            <w:r>
+              <w:rPr>
+                <w:b/>
+                <w:bCs/>
+                <w:color w:val="0F2B3C"/>
+                <w:sz w:val="18"/>
+                <w:szCs w:val="18"/>
+              </w:rPr>
+              <w:t xml:space="preserve">EXIT CHECK · 3-POINT SELF-ASSESSMENT CHECKLIST</w:t>
+            </w:r>
+          </w:p>
+        </w:tc>
+      </w:tr>
+      <w:tr>
+        <w:trPr>
+          <w:cantSplit/>
+        </w:trPr>
+        <w:tc>
+          <w:tcPr>
+            <w:tcW w:type="dxa" w:w="3120"/>
+            <w:tcMar>
+              <w:top w:type="dxa" w:w="80"/>
+              <w:left w:type="dxa" w:w="100"/>
+              <w:bottom w:type="dxa" w:w="80"/>
+              <w:right w:type="dxa" w:w="100"/>
+            </w:tcMar>
+          </w:tcPr>
+          <w:p>
+            <w:pPr>
+              <w:spacing w:after="0" w:before="0"/>
+            </w:pPr>
+            <w:r>
+              <w:rPr>
+                <w:b/>
+                <w:bCs/>
+                <w:color w:val="0F2B3C"/>
+                <w:sz w:val="18"/>
+                <w:szCs w:val="18"/>
+              </w:rPr>
+              <w:t xml:space="preserve">☐ 1. Units &amp; Labels Verified</w:t>
+            </w:r>
+          </w:p>
+        </w:tc>
+        <w:tc>
+          <w:tcPr>
+            <w:tcW w:type="dxa" w:w="3120"/>
+            <w:tcMar>
+              <w:top w:type="dxa" w:w="80"/>
+              <w:left w:type="dxa" w:w="100"/>
+              <w:bottom w:type="dxa" w:w="80"/>
+              <w:right w:type="dxa" w:w="100"/>
+            </w:tcMar>
+          </w:tcPr>
+          <w:p>
+            <w:pPr>
+              <w:spacing w:after="0" w:before="0"/>
+            </w:pPr>
+            <w:r>
+              <w:rPr>
+                <w:b/>
+                <w:bCs/>
+                <w:color w:val="0F2B3C"/>
+                <w:sz w:val="18"/>
+                <w:szCs w:val="18"/>
+              </w:rPr>
+              <w:t xml:space="preserve">☐ 2. Reasoning Stated (Because / Although / Therefore)</w:t>
+            </w:r>
+          </w:p>
+        </w:tc>
+        <w:tc>
+          <w:tcPr>
+            <w:tcW w:type="dxa" w:w="3120"/>
+            <w:tcMar>
+              <w:top w:type="dxa" w:w="80"/>
+              <w:left w:type="dxa" w:w="100"/>
+              <w:bottom w:type="dxa" w:w="80"/>
+              <w:right w:type="dxa" w:w="100"/>
+            </w:tcMar>
+          </w:tcPr>
+          <w:p>
+            <w:pPr>
+              <w:spacing w:after="0" w:before="0"/>
+            </w:pPr>
+            <w:r>
+              <w:rPr>
+                <w:b/>
+                <w:bCs/>
+                <w:color w:val="0F2B3C"/>
+                <w:sz w:val="18"/>
+                <w:szCs w:val="18"/>
+              </w:rPr>
+              <w:t xml:space="preserve">☐ 3. Calculations Double-Checked</w:t>
+            </w:r>
+          </w:p>
+        </w:tc>
+      </w:tr>
+    </w:tbl>
     <w:p>
       <w:pPr>
         <w:spacing w:after="60" w:before="120"/>
